--- a/data/pipeline_check/analysis/median_survival/report_analysis.docx
+++ b/data/pipeline_check/analysis/median_survival/report_analysis.docx
@@ -46,12 +46,25 @@
     </w:p>
     <w:p>
       <w:r>
-        <w:t>Runs per variant: 50</w:t>
+        <w:t>Runs per variant: 100</w:t>
       </w:r>
     </w:p>
     <w:p>
       <w:r>
-        <w:t>Total data points (random): 50</w:t>
+        <w:t>Total data points (random): 100</w:t>
+      </w:r>
+    </w:p>
+    <w:p>
+      <w:pPr>
+        <w:pStyle w:val="Heading3"/>
+      </w:pPr>
+      <w:r>
+        <w:t>Benchmark Variants:</w:t>
+      </w:r>
+    </w:p>
+    <w:p>
+      <w:r>
+        <w:t>Hard-wired Lookup: 50 data points (1 variants)</w:t>
       </w:r>
     </w:p>
     <w:p>
@@ -1072,12 +1085,414 @@
         <w:pStyle w:val="Heading2"/>
       </w:pPr>
       <w:r>
+        <w:t>1.2. Summary Statistics - Benchmark Variants</w:t>
+      </w:r>
+    </w:p>
+    <w:p>
+      <w:pPr>
+        <w:pStyle w:val="Heading3"/>
+      </w:pPr>
+      <w:r>
+        <w:t>Hard-wired Lookup</w:t>
+      </w:r>
+    </w:p>
+    <w:tbl>
+      <w:tblPr>
+        <w:tblStyle w:val="LightGrid-Accent1"/>
+        <w:tblW w:type="auto" w:w="0"/>
+        <w:tblLook w:firstColumn="1" w:firstRow="1" w:lastColumn="0" w:lastRow="0" w:noHBand="0" w:noVBand="1" w:val="04A0"/>
+      </w:tblPr>
+      <w:tblGrid>
+        <w:gridCol w:w="4320"/>
+        <w:gridCol w:w="4320"/>
+      </w:tblGrid>
+      <w:tr>
+        <w:tc>
+          <w:tcPr>
+            <w:tcW w:type="dxa" w:w="4320"/>
+          </w:tcPr>
+          <w:p>
+            <w:r>
+              <w:t>Statistic</w:t>
+            </w:r>
+          </w:p>
+        </w:tc>
+        <w:tc>
+          <w:tcPr>
+            <w:tcW w:type="dxa" w:w="4320"/>
+          </w:tcPr>
+          <w:p>
+            <w:r>
+              <w:t>Value</w:t>
+            </w:r>
+          </w:p>
+        </w:tc>
+      </w:tr>
+      <w:tr>
+        <w:tc>
+          <w:tcPr>
+            <w:tcW w:type="dxa" w:w="4320"/>
+          </w:tcPr>
+          <w:p>
+            <w:r>
+              <w:t>Mean</w:t>
+            </w:r>
+          </w:p>
+        </w:tc>
+        <w:tc>
+          <w:tcPr>
+            <w:tcW w:type="dxa" w:w="4320"/>
+          </w:tcPr>
+          <w:p>
+            <w:r>
+              <w:t>80.44 ticks</w:t>
+            </w:r>
+          </w:p>
+        </w:tc>
+      </w:tr>
+      <w:tr>
+        <w:tc>
+          <w:tcPr>
+            <w:tcW w:type="dxa" w:w="4320"/>
+          </w:tcPr>
+          <w:p>
+            <w:r>
+              <w:t>Median</w:t>
+            </w:r>
+          </w:p>
+        </w:tc>
+        <w:tc>
+          <w:tcPr>
+            <w:tcW w:type="dxa" w:w="4320"/>
+          </w:tcPr>
+          <w:p>
+            <w:r>
+              <w:t>70.00 ticks</w:t>
+            </w:r>
+          </w:p>
+        </w:tc>
+      </w:tr>
+      <w:tr>
+        <w:tc>
+          <w:tcPr>
+            <w:tcW w:type="dxa" w:w="4320"/>
+          </w:tcPr>
+          <w:p>
+            <w:r>
+              <w:t>Std Dev</w:t>
+            </w:r>
+          </w:p>
+        </w:tc>
+        <w:tc>
+          <w:tcPr>
+            <w:tcW w:type="dxa" w:w="4320"/>
+          </w:tcPr>
+          <w:p>
+            <w:r>
+              <w:t>37.56 ticks</w:t>
+            </w:r>
+          </w:p>
+        </w:tc>
+      </w:tr>
+      <w:tr>
+        <w:tc>
+          <w:tcPr>
+            <w:tcW w:type="dxa" w:w="4320"/>
+          </w:tcPr>
+          <w:p>
+            <w:r>
+              <w:t>Min</w:t>
+            </w:r>
+          </w:p>
+        </w:tc>
+        <w:tc>
+          <w:tcPr>
+            <w:tcW w:type="dxa" w:w="4320"/>
+          </w:tcPr>
+          <w:p>
+            <w:r>
+              <w:t>25.00 ticks</w:t>
+            </w:r>
+          </w:p>
+        </w:tc>
+      </w:tr>
+      <w:tr>
+        <w:tc>
+          <w:tcPr>
+            <w:tcW w:type="dxa" w:w="4320"/>
+          </w:tcPr>
+          <w:p>
+            <w:r>
+              <w:t>Max</w:t>
+            </w:r>
+          </w:p>
+        </w:tc>
+        <w:tc>
+          <w:tcPr>
+            <w:tcW w:type="dxa" w:w="4320"/>
+          </w:tcPr>
+          <w:p>
+            <w:r>
+              <w:t>196.00 ticks</w:t>
+            </w:r>
+          </w:p>
+        </w:tc>
+      </w:tr>
+      <w:tr>
+        <w:tc>
+          <w:tcPr>
+            <w:tcW w:type="dxa" w:w="4320"/>
+          </w:tcPr>
+          <w:p>
+            <w:r>
+              <w:t>Range</w:t>
+            </w:r>
+          </w:p>
+        </w:tc>
+        <w:tc>
+          <w:tcPr>
+            <w:tcW w:type="dxa" w:w="4320"/>
+          </w:tcPr>
+          <w:p>
+            <w:r>
+              <w:t>171.00 ticks</w:t>
+            </w:r>
+          </w:p>
+        </w:tc>
+      </w:tr>
+      <w:tr>
+        <w:tc>
+          <w:tcPr>
+            <w:tcW w:type="dxa" w:w="4320"/>
+          </w:tcPr>
+          <w:p>
+            <w:r>
+              <w:t>IQR (25th-75th percentile)</w:t>
+            </w:r>
+          </w:p>
+        </w:tc>
+        <w:tc>
+          <w:tcPr>
+            <w:tcW w:type="dxa" w:w="4320"/>
+          </w:tcPr>
+          <w:p>
+            <w:r>
+              <w:t>46.25 ticks</w:t>
+            </w:r>
+          </w:p>
+        </w:tc>
+      </w:tr>
+      <w:tr>
+        <w:tc>
+          <w:tcPr>
+            <w:tcW w:type="dxa" w:w="4320"/>
+          </w:tcPr>
+          <w:p>
+            <w:r>
+              <w:t>5th Percentile</w:t>
+            </w:r>
+          </w:p>
+        </w:tc>
+        <w:tc>
+          <w:tcPr>
+            <w:tcW w:type="dxa" w:w="4320"/>
+          </w:tcPr>
+          <w:p>
+            <w:r>
+              <w:t>37.90 ticks</w:t>
+            </w:r>
+          </w:p>
+        </w:tc>
+      </w:tr>
+      <w:tr>
+        <w:tc>
+          <w:tcPr>
+            <w:tcW w:type="dxa" w:w="4320"/>
+          </w:tcPr>
+          <w:p>
+            <w:r>
+              <w:t>25th Percentile</w:t>
+            </w:r>
+          </w:p>
+        </w:tc>
+        <w:tc>
+          <w:tcPr>
+            <w:tcW w:type="dxa" w:w="4320"/>
+          </w:tcPr>
+          <w:p>
+            <w:r>
+              <w:t>54.50 ticks</w:t>
+            </w:r>
+          </w:p>
+        </w:tc>
+      </w:tr>
+      <w:tr>
+        <w:tc>
+          <w:tcPr>
+            <w:tcW w:type="dxa" w:w="4320"/>
+          </w:tcPr>
+          <w:p>
+            <w:r>
+              <w:t>75th Percentile</w:t>
+            </w:r>
+          </w:p>
+        </w:tc>
+        <w:tc>
+          <w:tcPr>
+            <w:tcW w:type="dxa" w:w="4320"/>
+          </w:tcPr>
+          <w:p>
+            <w:r>
+              <w:t>100.75 ticks</w:t>
+            </w:r>
+          </w:p>
+        </w:tc>
+      </w:tr>
+      <w:tr>
+        <w:tc>
+          <w:tcPr>
+            <w:tcW w:type="dxa" w:w="4320"/>
+          </w:tcPr>
+          <w:p>
+            <w:r>
+              <w:t>95th Percentile</w:t>
+            </w:r>
+          </w:p>
+        </w:tc>
+        <w:tc>
+          <w:tcPr>
+            <w:tcW w:type="dxa" w:w="4320"/>
+          </w:tcPr>
+          <w:p>
+            <w:r>
+              <w:t>166.55 ticks</w:t>
+            </w:r>
+          </w:p>
+        </w:tc>
+      </w:tr>
+      <w:tr>
+        <w:tc>
+          <w:tcPr>
+            <w:tcW w:type="dxa" w:w="4320"/>
+          </w:tcPr>
+          <w:p>
+            <w:r>
+              <w:t>Skewness</w:t>
+            </w:r>
+          </w:p>
+        </w:tc>
+        <w:tc>
+          <w:tcPr>
+            <w:tcW w:type="dxa" w:w="4320"/>
+          </w:tcPr>
+          <w:p>
+            <w:r>
+              <w:t>1.238</w:t>
+            </w:r>
+          </w:p>
+        </w:tc>
+      </w:tr>
+      <w:tr>
+        <w:tc>
+          <w:tcPr>
+            <w:tcW w:type="dxa" w:w="4320"/>
+          </w:tcPr>
+          <w:p>
+            <w:r>
+              <w:t>Kurtosis (excess)</w:t>
+            </w:r>
+          </w:p>
+        </w:tc>
+        <w:tc>
+          <w:tcPr>
+            <w:tcW w:type="dxa" w:w="4320"/>
+          </w:tcPr>
+          <w:p>
+            <w:r>
+              <w:t>1.421</w:t>
+            </w:r>
+          </w:p>
+        </w:tc>
+      </w:tr>
+      <w:tr>
+        <w:tc>
+          <w:tcPr>
+            <w:tcW w:type="dxa" w:w="4320"/>
+          </w:tcPr>
+          <w:p>
+            <w:r>
+              <w:t>Coefficient of Variation</w:t>
+            </w:r>
+          </w:p>
+        </w:tc>
+        <w:tc>
+          <w:tcPr>
+            <w:tcW w:type="dxa" w:w="4320"/>
+          </w:tcPr>
+          <w:p>
+            <w:r>
+              <w:t>46.69 %</w:t>
+            </w:r>
+          </w:p>
+        </w:tc>
+      </w:tr>
+    </w:tbl>
+    <w:p/>
+    <w:p>
+      <w:pPr>
+        <w:pStyle w:val="Heading4"/>
+      </w:pPr>
+      <w:r>
+        <w:t>Network Development (Initial vs. Final States):</w:t>
+      </w:r>
+    </w:p>
+    <w:p>
+      <w:r>
+        <w:drawing>
+          <wp:inline xmlns:a="http://schemas.openxmlformats.org/drawingml/2006/main" xmlns:pic="http://schemas.openxmlformats.org/drawingml/2006/picture">
+            <wp:extent cx="5943600" cy="3754444"/>
+            <wp:docPr id="1" name="Picture 1"/>
+            <wp:cNvGraphicFramePr>
+              <a:graphicFrameLocks noChangeAspect="1"/>
+            </wp:cNvGraphicFramePr>
+            <a:graphic>
+              <a:graphicData uri="http://schemas.openxmlformats.org/drawingml/2006/picture">
+                <pic:pic>
+                  <pic:nvPicPr>
+                    <pic:cNvPr id="0" name="network_combined_2026-03-11_15-25-54_C_w_noise_w_plasticity_no_regrow_lookup_eta_0_01.png"/>
+                    <pic:cNvPicPr/>
+                  </pic:nvPicPr>
+                  <pic:blipFill>
+                    <a:blip r:embed="rId9"/>
+                    <a:stretch>
+                      <a:fillRect/>
+                    </a:stretch>
+                  </pic:blipFill>
+                  <pic:spPr>
+                    <a:xfrm>
+                      <a:off x="0" y="0"/>
+                      <a:ext cx="5943600" cy="3754444"/>
+                    </a:xfrm>
+                    <a:prstGeom prst="rect"/>
+                  </pic:spPr>
+                </pic:pic>
+              </a:graphicData>
+            </a:graphic>
+          </wp:inline>
+        </w:drawing>
+      </w:r>
+    </w:p>
+    <w:p>
+      <w:pPr>
+        <w:pStyle w:val="Heading2"/>
+      </w:pPr>
+      <w:r>
         <w:t>2. Group Selection Based on Survival Race</w:t>
       </w:r>
     </w:p>
     <w:p>
       <w:r>
-        <w:t>Success is measured based on median survival across 50 runs with different randomizer seeds. The 1 different wiring variants are split into successful and unsuccessful groups based on their performance. The achievable range of median liefetimes is split into percentiles. Variants in the 'successful' group had median lifetimes in the top 10% of that range, while variants in the 'unsuccessful' group had median lifetimes in the bottom 10% of that range. This approach respects natural performance gaps and identifies only the variants that truly solve the task well regardless of the number of variants that achieve this.</w:t>
+        <w:t>Success is measured based on median survival across 100 runs with different randomizer seeds. The 1 different wiring variants are split into successful and unsuccessful groups based on their performance. The achievable range of median liefetimes is split into percentiles. Variants in the 'successful' group had median lifetimes in the top 10% of that range, while variants in the 'unsuccessful' group had median lifetimes in the bottom 10% of that range. This approach respects natural performance gaps and identifies only the variants that truly solve the task well regardless of the number of variants that achieve this.</w:t>
       </w:r>
     </w:p>
     <w:tbl>
@@ -1262,10 +1677,15 @@
     </w:p>
     <w:p>
       <w:r>
+        <w:t xml:space="preserve">  • Colored lines: Benchmark variants</w:t>
+      </w:r>
+    </w:p>
+    <w:p>
+      <w:r>
         <w:drawing>
           <wp:inline xmlns:a="http://schemas.openxmlformats.org/drawingml/2006/main" xmlns:pic="http://schemas.openxmlformats.org/drawingml/2006/picture">
             <wp:extent cx="5486400" cy="3079239"/>
-            <wp:docPr id="1" name="Picture 1"/>
+            <wp:docPr id="2" name="Picture 2"/>
             <wp:cNvGraphicFramePr>
               <a:graphicFrameLocks noChangeAspect="1"/>
             </wp:cNvGraphicFramePr>
@@ -1277,7 +1697,7 @@
                     <pic:cNvPicPr/>
                   </pic:nvPicPr>
                   <pic:blipFill>
-                    <a:blip r:embed="rId9"/>
+                    <a:blip r:embed="rId10"/>
                     <a:stretch>
                       <a:fillRect/>
                     </a:stretch>
@@ -1569,7 +1989,7 @@
         <w:drawing>
           <wp:inline xmlns:a="http://schemas.openxmlformats.org/drawingml/2006/main" xmlns:pic="http://schemas.openxmlformats.org/drawingml/2006/picture">
             <wp:extent cx="5486400" cy="3610547"/>
-            <wp:docPr id="2" name="Picture 2"/>
+            <wp:docPr id="3" name="Picture 3"/>
             <wp:cNvGraphicFramePr>
               <a:graphicFrameLocks noChangeAspect="1"/>
             </wp:cNvGraphicFramePr>
@@ -1581,7 +2001,7 @@
                     <pic:cNvPicPr/>
                   </pic:nvPicPr>
                   <pic:blipFill>
-                    <a:blip r:embed="rId10"/>
+                    <a:blip r:embed="rId11"/>
                     <a:stretch>
                       <a:fillRect/>
                     </a:stretch>
@@ -1842,7 +2262,7 @@
         <w:pStyle w:val="Heading3"/>
       </w:pPr>
       <w:r>
-        <w:t>Differences between successful and unsuccessful random variants (Mann-Whitney U):</w:t>
+        <w:t>Differences between successful, unsuccessful, and benchmark variants (Kruskal-Wallis):</w:t>
       </w:r>
     </w:p>
     <w:tbl>
@@ -1884,7 +2304,7 @@
           </w:tcPr>
           <w:p>
             <w:r>
-              <w:t>U-statistic</w:t>
+              <w:t>H-statistic</w:t>
             </w:r>
           </w:p>
         </w:tc>
@@ -1894,7 +2314,7 @@
           </w:tcPr>
           <w:p>
             <w:r>
-              <w:t>1250.0000</w:t>
+              <w:t>0.0000</w:t>
             </w:r>
           </w:p>
         </w:tc>
@@ -2124,8 +2544,8 @@
       <w:r>
         <w:drawing>
           <wp:inline xmlns:a="http://schemas.openxmlformats.org/drawingml/2006/main" xmlns:pic="http://schemas.openxmlformats.org/drawingml/2006/picture">
-            <wp:extent cx="5486400" cy="2743200"/>
-            <wp:docPr id="3" name="Picture 3"/>
+            <wp:extent cx="5486400" cy="1807167"/>
+            <wp:docPr id="4" name="Picture 4"/>
             <wp:cNvGraphicFramePr>
               <a:graphicFrameLocks noChangeAspect="1"/>
             </wp:cNvGraphicFramePr>
@@ -2137,7 +2557,7 @@
                     <pic:cNvPicPr/>
                   </pic:nvPicPr>
                   <pic:blipFill>
-                    <a:blip r:embed="rId11"/>
+                    <a:blip r:embed="rId12"/>
                     <a:stretch>
                       <a:fillRect/>
                     </a:stretch>
@@ -2145,7 +2565,7 @@
                   <pic:spPr>
                     <a:xfrm>
                       <a:off x="0" y="0"/>
-                      <a:ext cx="5486400" cy="2743200"/>
+                      <a:ext cx="5486400" cy="1807167"/>
                     </a:xfrm>
                     <a:prstGeom prst="rect"/>
                   </pic:spPr>
@@ -2181,7 +2601,7 @@
         <w:drawing>
           <wp:inline xmlns:a="http://schemas.openxmlformats.org/drawingml/2006/main" xmlns:pic="http://schemas.openxmlformats.org/drawingml/2006/picture">
             <wp:extent cx="5486400" cy="3610547"/>
-            <wp:docPr id="4" name="Picture 4"/>
+            <wp:docPr id="5" name="Picture 5"/>
             <wp:cNvGraphicFramePr>
               <a:graphicFrameLocks noChangeAspect="1"/>
             </wp:cNvGraphicFramePr>
@@ -2193,7 +2613,7 @@
                     <pic:cNvPicPr/>
                   </pic:nvPicPr>
                   <pic:blipFill>
-                    <a:blip r:embed="rId12"/>
+                    <a:blip r:embed="rId13"/>
                     <a:stretch>
                       <a:fillRect/>
                     </a:stretch>
@@ -2459,7 +2879,7 @@
         <w:pStyle w:val="Heading3"/>
       </w:pPr>
       <w:r>
-        <w:t>Differences between successful and unsuccessful random variants (Mann-Whitney U):</w:t>
+        <w:t>Differences between successful, unsuccessful, and benchmark variants (Kruskal-Wallis):</w:t>
       </w:r>
     </w:p>
     <w:tbl>
@@ -2501,7 +2921,7 @@
           </w:tcPr>
           <w:p>
             <w:r>
-              <w:t>U-statistic</w:t>
+              <w:t>H-statistic</w:t>
             </w:r>
           </w:p>
         </w:tc>
@@ -2511,7 +2931,7 @@
           </w:tcPr>
           <w:p>
             <w:r>
-              <w:t>1250.0000</w:t>
+              <w:t>0.0000</w:t>
             </w:r>
           </w:p>
         </w:tc>
@@ -2572,7 +2992,7 @@
         <w:drawing>
           <wp:inline xmlns:a="http://schemas.openxmlformats.org/drawingml/2006/main" xmlns:pic="http://schemas.openxmlformats.org/drawingml/2006/picture">
             <wp:extent cx="5486400" cy="3610547"/>
-            <wp:docPr id="5" name="Picture 5"/>
+            <wp:docPr id="6" name="Picture 6"/>
             <wp:cNvGraphicFramePr>
               <a:graphicFrameLocks noChangeAspect="1"/>
             </wp:cNvGraphicFramePr>
@@ -2581,379 +3001,6 @@
                 <pic:pic>
                   <pic:nvPicPr>
                     <pic:cNvPr id="0" name="comp_distance_analysis.png"/>
-                    <pic:cNvPicPr/>
-                  </pic:nvPicPr>
-                  <pic:blipFill>
-                    <a:blip r:embed="rId13"/>
-                    <a:stretch>
-                      <a:fillRect/>
-                    </a:stretch>
-                  </pic:blipFill>
-                  <pic:spPr>
-                    <a:xfrm>
-                      <a:off x="0" y="0"/>
-                      <a:ext cx="5486400" cy="3610547"/>
-                    </a:xfrm>
-                    <a:prstGeom prst="rect"/>
-                  </pic:spPr>
-                </pic:pic>
-              </a:graphicData>
-            </a:graphic>
-          </wp:inline>
-        </w:drawing>
-      </w:r>
-    </w:p>
-    <w:p/>
-    <w:tbl>
-      <w:tblPr>
-        <w:tblStyle w:val="LightGrid-Accent1"/>
-        <w:tblW w:type="auto" w:w="0"/>
-        <w:tblLook w:firstColumn="1" w:firstRow="1" w:lastColumn="0" w:lastRow="0" w:noHBand="0" w:noVBand="1" w:val="04A0"/>
-      </w:tblPr>
-      <w:tblGrid>
-        <w:gridCol w:w="2880"/>
-        <w:gridCol w:w="2880"/>
-        <w:gridCol w:w="2880"/>
-      </w:tblGrid>
-      <w:tr>
-        <w:tc>
-          <w:tcPr>
-            <w:tcW w:type="dxa" w:w="2880"/>
-          </w:tcPr>
-          <w:p>
-            <w:r>
-              <w:t>Metric</w:t>
-            </w:r>
-          </w:p>
-        </w:tc>
-        <w:tc>
-          <w:tcPr>
-            <w:tcW w:type="dxa" w:w="2880"/>
-          </w:tcPr>
-          <w:p>
-            <w:r>
-              <w:t>Successful (Top 10%)</w:t>
-            </w:r>
-          </w:p>
-        </w:tc>
-        <w:tc>
-          <w:tcPr>
-            <w:tcW w:type="dxa" w:w="2880"/>
-          </w:tcPr>
-          <w:p>
-            <w:r>
-              <w:t>Unsuccessful (Bottom 10%)</w:t>
-            </w:r>
-          </w:p>
-        </w:tc>
-      </w:tr>
-      <w:tr>
-        <w:tc>
-          <w:tcPr>
-            <w:tcW w:type="dxa" w:w="2880"/>
-          </w:tcPr>
-          <w:p>
-            <w:r>
-              <w:t>Number of runs</w:t>
-            </w:r>
-          </w:p>
-        </w:tc>
-        <w:tc>
-          <w:tcPr>
-            <w:tcW w:type="dxa" w:w="2880"/>
-          </w:tcPr>
-          <w:p>
-            <w:r>
-              <w:t>50</w:t>
-            </w:r>
-          </w:p>
-        </w:tc>
-        <w:tc>
-          <w:tcPr>
-            <w:tcW w:type="dxa" w:w="2880"/>
-          </w:tcPr>
-          <w:p>
-            <w:r>
-              <w:t>50</w:t>
-            </w:r>
-          </w:p>
-        </w:tc>
-      </w:tr>
-      <w:tr>
-        <w:tc>
-          <w:tcPr>
-            <w:tcW w:type="dxa" w:w="2880"/>
-          </w:tcPr>
-          <w:p>
-            <w:r>
-              <w:t>Mean</w:t>
-            </w:r>
-          </w:p>
-        </w:tc>
-        <w:tc>
-          <w:tcPr>
-            <w:tcW w:type="dxa" w:w="2880"/>
-          </w:tcPr>
-          <w:p>
-            <w:r>
-              <w:t>63.460</w:t>
-            </w:r>
-          </w:p>
-        </w:tc>
-        <w:tc>
-          <w:tcPr>
-            <w:tcW w:type="dxa" w:w="2880"/>
-          </w:tcPr>
-          <w:p>
-            <w:r>
-              <w:t>63.460</w:t>
-            </w:r>
-          </w:p>
-        </w:tc>
-      </w:tr>
-      <w:tr>
-        <w:tc>
-          <w:tcPr>
-            <w:tcW w:type="dxa" w:w="2880"/>
-          </w:tcPr>
-          <w:p>
-            <w:r>
-              <w:t>Median</w:t>
-            </w:r>
-          </w:p>
-        </w:tc>
-        <w:tc>
-          <w:tcPr>
-            <w:tcW w:type="dxa" w:w="2880"/>
-          </w:tcPr>
-          <w:p>
-            <w:r>
-              <w:t>55.000</w:t>
-            </w:r>
-          </w:p>
-        </w:tc>
-        <w:tc>
-          <w:tcPr>
-            <w:tcW w:type="dxa" w:w="2880"/>
-          </w:tcPr>
-          <w:p>
-            <w:r>
-              <w:t>55.000</w:t>
-            </w:r>
-          </w:p>
-        </w:tc>
-      </w:tr>
-      <w:tr>
-        <w:tc>
-          <w:tcPr>
-            <w:tcW w:type="dxa" w:w="2880"/>
-          </w:tcPr>
-          <w:p>
-            <w:r>
-              <w:t>Std Dev</w:t>
-            </w:r>
-          </w:p>
-        </w:tc>
-        <w:tc>
-          <w:tcPr>
-            <w:tcW w:type="dxa" w:w="2880"/>
-          </w:tcPr>
-          <w:p>
-            <w:r>
-              <w:t>30.666</w:t>
-            </w:r>
-          </w:p>
-        </w:tc>
-        <w:tc>
-          <w:tcPr>
-            <w:tcW w:type="dxa" w:w="2880"/>
-          </w:tcPr>
-          <w:p>
-            <w:r>
-              <w:t>30.666</w:t>
-            </w:r>
-          </w:p>
-        </w:tc>
-      </w:tr>
-      <w:tr>
-        <w:tc>
-          <w:tcPr>
-            <w:tcW w:type="dxa" w:w="2880"/>
-          </w:tcPr>
-          <w:p>
-            <w:r>
-              <w:t>Min</w:t>
-            </w:r>
-          </w:p>
-        </w:tc>
-        <w:tc>
-          <w:tcPr>
-            <w:tcW w:type="dxa" w:w="2880"/>
-          </w:tcPr>
-          <w:p>
-            <w:r>
-              <w:t>20.000</w:t>
-            </w:r>
-          </w:p>
-        </w:tc>
-        <w:tc>
-          <w:tcPr>
-            <w:tcW w:type="dxa" w:w="2880"/>
-          </w:tcPr>
-          <w:p>
-            <w:r>
-              <w:t>20.000</w:t>
-            </w:r>
-          </w:p>
-        </w:tc>
-      </w:tr>
-      <w:tr>
-        <w:tc>
-          <w:tcPr>
-            <w:tcW w:type="dxa" w:w="2880"/>
-          </w:tcPr>
-          <w:p>
-            <w:r>
-              <w:t>Max</w:t>
-            </w:r>
-          </w:p>
-        </w:tc>
-        <w:tc>
-          <w:tcPr>
-            <w:tcW w:type="dxa" w:w="2880"/>
-          </w:tcPr>
-          <w:p>
-            <w:r>
-              <w:t>160.000</w:t>
-            </w:r>
-          </w:p>
-        </w:tc>
-        <w:tc>
-          <w:tcPr>
-            <w:tcW w:type="dxa" w:w="2880"/>
-          </w:tcPr>
-          <w:p>
-            <w:r>
-              <w:t>160.000</w:t>
-            </w:r>
-          </w:p>
-        </w:tc>
-      </w:tr>
-    </w:tbl>
-    <w:p>
-      <w:pPr>
-        <w:pStyle w:val="Heading3"/>
-      </w:pPr>
-      <w:r>
-        <w:t>Differences between successful and unsuccessful random variants (Mann-Whitney U):</w:t>
-      </w:r>
-    </w:p>
-    <w:tbl>
-      <w:tblPr>
-        <w:tblStyle w:val="LightGrid-Accent1"/>
-        <w:tblW w:type="auto" w:w="0"/>
-        <w:tblLook w:firstColumn="1" w:firstRow="1" w:lastColumn="0" w:lastRow="0" w:noHBand="0" w:noVBand="1" w:val="04A0"/>
-      </w:tblPr>
-      <w:tblGrid>
-        <w:gridCol w:w="4320"/>
-        <w:gridCol w:w="4320"/>
-      </w:tblGrid>
-      <w:tr>
-        <w:tc>
-          <w:tcPr>
-            <w:tcW w:type="dxa" w:w="4320"/>
-          </w:tcPr>
-          <w:p>
-            <w:r>
-              <w:t>Test Statistic</w:t>
-            </w:r>
-          </w:p>
-        </w:tc>
-        <w:tc>
-          <w:tcPr>
-            <w:tcW w:type="dxa" w:w="4320"/>
-          </w:tcPr>
-          <w:p>
-            <w:r>
-              <w:t>Value</w:t>
-            </w:r>
-          </w:p>
-        </w:tc>
-      </w:tr>
-      <w:tr>
-        <w:tc>
-          <w:tcPr>
-            <w:tcW w:type="dxa" w:w="4320"/>
-          </w:tcPr>
-          <w:p>
-            <w:r>
-              <w:t>U-statistic</w:t>
-            </w:r>
-          </w:p>
-        </w:tc>
-        <w:tc>
-          <w:tcPr>
-            <w:tcW w:type="dxa" w:w="4320"/>
-          </w:tcPr>
-          <w:p>
-            <w:r>
-              <w:t>1250.0000</w:t>
-            </w:r>
-          </w:p>
-        </w:tc>
-      </w:tr>
-      <w:tr>
-        <w:tc>
-          <w:tcPr>
-            <w:tcW w:type="dxa" w:w="4320"/>
-          </w:tcPr>
-          <w:p>
-            <w:r>
-              <w:t>p-value</w:t>
-            </w:r>
-          </w:p>
-        </w:tc>
-        <w:tc>
-          <w:tcPr>
-            <w:tcW w:type="dxa" w:w="4320"/>
-          </w:tcPr>
-          <w:p>
-            <w:r>
-              <w:t>1.0000e+00</w:t>
-            </w:r>
-          </w:p>
-        </w:tc>
-      </w:tr>
-    </w:tbl>
-    <w:p/>
-    <w:p>
-      <w:pPr/>
-      <w:r>
-        <w:t>TBD - Interpretation of distance differences.</w:t>
-      </w:r>
-    </w:p>
-    <w:p>
-      <w:pPr>
-        <w:pStyle w:val="Heading4"/>
-      </w:pPr>
-      <w:r>
-        <w:t>3.4.2. Distance Per Tick (Normalized)</w:t>
-      </w:r>
-    </w:p>
-    <w:p>
-      <w:r>
-        <w:drawing>
-          <wp:inline xmlns:a="http://schemas.openxmlformats.org/drawingml/2006/main" xmlns:pic="http://schemas.openxmlformats.org/drawingml/2006/picture">
-            <wp:extent cx="5486400" cy="3610547"/>
-            <wp:docPr id="6" name="Picture 6"/>
-            <wp:cNvGraphicFramePr>
-              <a:graphicFrameLocks noChangeAspect="1"/>
-            </wp:cNvGraphicFramePr>
-            <a:graphic>
-              <a:graphicData uri="http://schemas.openxmlformats.org/drawingml/2006/picture">
-                <pic:pic>
-                  <pic:nvPicPr>
-                    <pic:cNvPr id="0" name="comp_distance_per_tick_analysis.png"/>
                     <pic:cNvPicPr/>
                   </pic:nvPicPr>
                   <pic:blipFill>
@@ -3069,7 +3116,7 @@
           </w:tcPr>
           <w:p>
             <w:r>
-              <w:t>0.786</w:t>
+              <w:t>63.460</w:t>
             </w:r>
           </w:p>
         </w:tc>
@@ -3079,7 +3126,7 @@
           </w:tcPr>
           <w:p>
             <w:r>
-              <w:t>0.786</w:t>
+              <w:t>63.460</w:t>
             </w:r>
           </w:p>
         </w:tc>
@@ -3101,7 +3148,7 @@
           </w:tcPr>
           <w:p>
             <w:r>
-              <w:t>0.786</w:t>
+              <w:t>55.000</w:t>
             </w:r>
           </w:p>
         </w:tc>
@@ -3111,7 +3158,7 @@
           </w:tcPr>
           <w:p>
             <w:r>
-              <w:t>0.786</w:t>
+              <w:t>55.000</w:t>
             </w:r>
           </w:p>
         </w:tc>
@@ -3133,7 +3180,7 @@
           </w:tcPr>
           <w:p>
             <w:r>
-              <w:t>0.033</w:t>
+              <w:t>30.666</w:t>
             </w:r>
           </w:p>
         </w:tc>
@@ -3143,7 +3190,7 @@
           </w:tcPr>
           <w:p>
             <w:r>
-              <w:t>0.033</w:t>
+              <w:t>30.666</w:t>
             </w:r>
           </w:p>
         </w:tc>
@@ -3165,7 +3212,7 @@
           </w:tcPr>
           <w:p>
             <w:r>
-              <w:t>0.692</w:t>
+              <w:t>20.000</w:t>
             </w:r>
           </w:p>
         </w:tc>
@@ -3175,7 +3222,7 @@
           </w:tcPr>
           <w:p>
             <w:r>
-              <w:t>0.692</w:t>
+              <w:t>20.000</w:t>
             </w:r>
           </w:p>
         </w:tc>
@@ -3197,7 +3244,7 @@
           </w:tcPr>
           <w:p>
             <w:r>
-              <w:t>0.882</w:t>
+              <w:t>160.000</w:t>
             </w:r>
           </w:p>
         </w:tc>
@@ -3207,7 +3254,7 @@
           </w:tcPr>
           <w:p>
             <w:r>
-              <w:t>0.882</w:t>
+              <w:t>160.000</w:t>
             </w:r>
           </w:p>
         </w:tc>
@@ -3218,7 +3265,7 @@
         <w:pStyle w:val="Heading3"/>
       </w:pPr>
       <w:r>
-        <w:t>Differences between successful and unsuccessful random variants (Mann-Whitney U):</w:t>
+        <w:t>Differences between successful, unsuccessful, and benchmark variants (Kruskal-Wallis):</w:t>
       </w:r>
     </w:p>
     <w:tbl>
@@ -3260,7 +3307,7 @@
           </w:tcPr>
           <w:p>
             <w:r>
-              <w:t>U-statistic</w:t>
+              <w:t>H-statistic</w:t>
             </w:r>
           </w:p>
         </w:tc>
@@ -3270,7 +3317,380 @@
           </w:tcPr>
           <w:p>
             <w:r>
-              <w:t>1250.0000</w:t>
+              <w:t>0.0000</w:t>
+            </w:r>
+          </w:p>
+        </w:tc>
+      </w:tr>
+      <w:tr>
+        <w:tc>
+          <w:tcPr>
+            <w:tcW w:type="dxa" w:w="4320"/>
+          </w:tcPr>
+          <w:p>
+            <w:r>
+              <w:t>p-value</w:t>
+            </w:r>
+          </w:p>
+        </w:tc>
+        <w:tc>
+          <w:tcPr>
+            <w:tcW w:type="dxa" w:w="4320"/>
+          </w:tcPr>
+          <w:p>
+            <w:r>
+              <w:t>1.0000e+00</w:t>
+            </w:r>
+          </w:p>
+        </w:tc>
+      </w:tr>
+    </w:tbl>
+    <w:p/>
+    <w:p>
+      <w:pPr/>
+      <w:r>
+        <w:t>TBD - Interpretation of distance differences.</w:t>
+      </w:r>
+    </w:p>
+    <w:p>
+      <w:pPr>
+        <w:pStyle w:val="Heading4"/>
+      </w:pPr>
+      <w:r>
+        <w:t>3.4.2. Distance Per Tick (Normalized)</w:t>
+      </w:r>
+    </w:p>
+    <w:p>
+      <w:r>
+        <w:drawing>
+          <wp:inline xmlns:a="http://schemas.openxmlformats.org/drawingml/2006/main" xmlns:pic="http://schemas.openxmlformats.org/drawingml/2006/picture">
+            <wp:extent cx="5486400" cy="3610547"/>
+            <wp:docPr id="7" name="Picture 7"/>
+            <wp:cNvGraphicFramePr>
+              <a:graphicFrameLocks noChangeAspect="1"/>
+            </wp:cNvGraphicFramePr>
+            <a:graphic>
+              <a:graphicData uri="http://schemas.openxmlformats.org/drawingml/2006/picture">
+                <pic:pic>
+                  <pic:nvPicPr>
+                    <pic:cNvPr id="0" name="comp_distance_per_tick_analysis.png"/>
+                    <pic:cNvPicPr/>
+                  </pic:nvPicPr>
+                  <pic:blipFill>
+                    <a:blip r:embed="rId15"/>
+                    <a:stretch>
+                      <a:fillRect/>
+                    </a:stretch>
+                  </pic:blipFill>
+                  <pic:spPr>
+                    <a:xfrm>
+                      <a:off x="0" y="0"/>
+                      <a:ext cx="5486400" cy="3610547"/>
+                    </a:xfrm>
+                    <a:prstGeom prst="rect"/>
+                  </pic:spPr>
+                </pic:pic>
+              </a:graphicData>
+            </a:graphic>
+          </wp:inline>
+        </w:drawing>
+      </w:r>
+    </w:p>
+    <w:p/>
+    <w:tbl>
+      <w:tblPr>
+        <w:tblStyle w:val="LightGrid-Accent1"/>
+        <w:tblW w:type="auto" w:w="0"/>
+        <w:tblLook w:firstColumn="1" w:firstRow="1" w:lastColumn="0" w:lastRow="0" w:noHBand="0" w:noVBand="1" w:val="04A0"/>
+      </w:tblPr>
+      <w:tblGrid>
+        <w:gridCol w:w="2880"/>
+        <w:gridCol w:w="2880"/>
+        <w:gridCol w:w="2880"/>
+      </w:tblGrid>
+      <w:tr>
+        <w:tc>
+          <w:tcPr>
+            <w:tcW w:type="dxa" w:w="2880"/>
+          </w:tcPr>
+          <w:p>
+            <w:r>
+              <w:t>Metric</w:t>
+            </w:r>
+          </w:p>
+        </w:tc>
+        <w:tc>
+          <w:tcPr>
+            <w:tcW w:type="dxa" w:w="2880"/>
+          </w:tcPr>
+          <w:p>
+            <w:r>
+              <w:t>Successful (Top 10%)</w:t>
+            </w:r>
+          </w:p>
+        </w:tc>
+        <w:tc>
+          <w:tcPr>
+            <w:tcW w:type="dxa" w:w="2880"/>
+          </w:tcPr>
+          <w:p>
+            <w:r>
+              <w:t>Unsuccessful (Bottom 10%)</w:t>
+            </w:r>
+          </w:p>
+        </w:tc>
+      </w:tr>
+      <w:tr>
+        <w:tc>
+          <w:tcPr>
+            <w:tcW w:type="dxa" w:w="2880"/>
+          </w:tcPr>
+          <w:p>
+            <w:r>
+              <w:t>Number of runs</w:t>
+            </w:r>
+          </w:p>
+        </w:tc>
+        <w:tc>
+          <w:tcPr>
+            <w:tcW w:type="dxa" w:w="2880"/>
+          </w:tcPr>
+          <w:p>
+            <w:r>
+              <w:t>50</w:t>
+            </w:r>
+          </w:p>
+        </w:tc>
+        <w:tc>
+          <w:tcPr>
+            <w:tcW w:type="dxa" w:w="2880"/>
+          </w:tcPr>
+          <w:p>
+            <w:r>
+              <w:t>50</w:t>
+            </w:r>
+          </w:p>
+        </w:tc>
+      </w:tr>
+      <w:tr>
+        <w:tc>
+          <w:tcPr>
+            <w:tcW w:type="dxa" w:w="2880"/>
+          </w:tcPr>
+          <w:p>
+            <w:r>
+              <w:t>Mean</w:t>
+            </w:r>
+          </w:p>
+        </w:tc>
+        <w:tc>
+          <w:tcPr>
+            <w:tcW w:type="dxa" w:w="2880"/>
+          </w:tcPr>
+          <w:p>
+            <w:r>
+              <w:t>0.786</w:t>
+            </w:r>
+          </w:p>
+        </w:tc>
+        <w:tc>
+          <w:tcPr>
+            <w:tcW w:type="dxa" w:w="2880"/>
+          </w:tcPr>
+          <w:p>
+            <w:r>
+              <w:t>0.786</w:t>
+            </w:r>
+          </w:p>
+        </w:tc>
+      </w:tr>
+      <w:tr>
+        <w:tc>
+          <w:tcPr>
+            <w:tcW w:type="dxa" w:w="2880"/>
+          </w:tcPr>
+          <w:p>
+            <w:r>
+              <w:t>Median</w:t>
+            </w:r>
+          </w:p>
+        </w:tc>
+        <w:tc>
+          <w:tcPr>
+            <w:tcW w:type="dxa" w:w="2880"/>
+          </w:tcPr>
+          <w:p>
+            <w:r>
+              <w:t>0.786</w:t>
+            </w:r>
+          </w:p>
+        </w:tc>
+        <w:tc>
+          <w:tcPr>
+            <w:tcW w:type="dxa" w:w="2880"/>
+          </w:tcPr>
+          <w:p>
+            <w:r>
+              <w:t>0.786</w:t>
+            </w:r>
+          </w:p>
+        </w:tc>
+      </w:tr>
+      <w:tr>
+        <w:tc>
+          <w:tcPr>
+            <w:tcW w:type="dxa" w:w="2880"/>
+          </w:tcPr>
+          <w:p>
+            <w:r>
+              <w:t>Std Dev</w:t>
+            </w:r>
+          </w:p>
+        </w:tc>
+        <w:tc>
+          <w:tcPr>
+            <w:tcW w:type="dxa" w:w="2880"/>
+          </w:tcPr>
+          <w:p>
+            <w:r>
+              <w:t>0.033</w:t>
+            </w:r>
+          </w:p>
+        </w:tc>
+        <w:tc>
+          <w:tcPr>
+            <w:tcW w:type="dxa" w:w="2880"/>
+          </w:tcPr>
+          <w:p>
+            <w:r>
+              <w:t>0.033</w:t>
+            </w:r>
+          </w:p>
+        </w:tc>
+      </w:tr>
+      <w:tr>
+        <w:tc>
+          <w:tcPr>
+            <w:tcW w:type="dxa" w:w="2880"/>
+          </w:tcPr>
+          <w:p>
+            <w:r>
+              <w:t>Min</w:t>
+            </w:r>
+          </w:p>
+        </w:tc>
+        <w:tc>
+          <w:tcPr>
+            <w:tcW w:type="dxa" w:w="2880"/>
+          </w:tcPr>
+          <w:p>
+            <w:r>
+              <w:t>0.692</w:t>
+            </w:r>
+          </w:p>
+        </w:tc>
+        <w:tc>
+          <w:tcPr>
+            <w:tcW w:type="dxa" w:w="2880"/>
+          </w:tcPr>
+          <w:p>
+            <w:r>
+              <w:t>0.692</w:t>
+            </w:r>
+          </w:p>
+        </w:tc>
+      </w:tr>
+      <w:tr>
+        <w:tc>
+          <w:tcPr>
+            <w:tcW w:type="dxa" w:w="2880"/>
+          </w:tcPr>
+          <w:p>
+            <w:r>
+              <w:t>Max</w:t>
+            </w:r>
+          </w:p>
+        </w:tc>
+        <w:tc>
+          <w:tcPr>
+            <w:tcW w:type="dxa" w:w="2880"/>
+          </w:tcPr>
+          <w:p>
+            <w:r>
+              <w:t>0.882</w:t>
+            </w:r>
+          </w:p>
+        </w:tc>
+        <w:tc>
+          <w:tcPr>
+            <w:tcW w:type="dxa" w:w="2880"/>
+          </w:tcPr>
+          <w:p>
+            <w:r>
+              <w:t>0.882</w:t>
+            </w:r>
+          </w:p>
+        </w:tc>
+      </w:tr>
+    </w:tbl>
+    <w:p>
+      <w:pPr>
+        <w:pStyle w:val="Heading3"/>
+      </w:pPr>
+      <w:r>
+        <w:t>Differences between successful, unsuccessful, and benchmark variants (Kruskal-Wallis):</w:t>
+      </w:r>
+    </w:p>
+    <w:tbl>
+      <w:tblPr>
+        <w:tblStyle w:val="LightGrid-Accent1"/>
+        <w:tblW w:type="auto" w:w="0"/>
+        <w:tblLook w:firstColumn="1" w:firstRow="1" w:lastColumn="0" w:lastRow="0" w:noHBand="0" w:noVBand="1" w:val="04A0"/>
+      </w:tblPr>
+      <w:tblGrid>
+        <w:gridCol w:w="4320"/>
+        <w:gridCol w:w="4320"/>
+      </w:tblGrid>
+      <w:tr>
+        <w:tc>
+          <w:tcPr>
+            <w:tcW w:type="dxa" w:w="4320"/>
+          </w:tcPr>
+          <w:p>
+            <w:r>
+              <w:t>Test Statistic</w:t>
+            </w:r>
+          </w:p>
+        </w:tc>
+        <w:tc>
+          <w:tcPr>
+            <w:tcW w:type="dxa" w:w="4320"/>
+          </w:tcPr>
+          <w:p>
+            <w:r>
+              <w:t>Value</w:t>
+            </w:r>
+          </w:p>
+        </w:tc>
+      </w:tr>
+      <w:tr>
+        <w:tc>
+          <w:tcPr>
+            <w:tcW w:type="dxa" w:w="4320"/>
+          </w:tcPr>
+          <w:p>
+            <w:r>
+              <w:t>H-statistic</w:t>
+            </w:r>
+          </w:p>
+        </w:tc>
+        <w:tc>
+          <w:tcPr>
+            <w:tcW w:type="dxa" w:w="4320"/>
+          </w:tcPr>
+          <w:p>
+            <w:r>
+              <w:t>0.0000</w:t>
             </w:r>
           </w:p>
         </w:tc>
@@ -3331,7 +3751,7 @@
         <w:drawing>
           <wp:inline xmlns:a="http://schemas.openxmlformats.org/drawingml/2006/main" xmlns:pic="http://schemas.openxmlformats.org/drawingml/2006/picture">
             <wp:extent cx="5486400" cy="3610547"/>
-            <wp:docPr id="7" name="Picture 7"/>
+            <wp:docPr id="8" name="Picture 8"/>
             <wp:cNvGraphicFramePr>
               <a:graphicFrameLocks noChangeAspect="1"/>
             </wp:cNvGraphicFramePr>
@@ -3340,379 +3760,6 @@
                 <pic:pic>
                   <pic:nvPicPr>
                     <pic:cNvPr id="0" name="comp_foods_analysis.png"/>
-                    <pic:cNvPicPr/>
-                  </pic:nvPicPr>
-                  <pic:blipFill>
-                    <a:blip r:embed="rId15"/>
-                    <a:stretch>
-                      <a:fillRect/>
-                    </a:stretch>
-                  </pic:blipFill>
-                  <pic:spPr>
-                    <a:xfrm>
-                      <a:off x="0" y="0"/>
-                      <a:ext cx="5486400" cy="3610547"/>
-                    </a:xfrm>
-                    <a:prstGeom prst="rect"/>
-                  </pic:spPr>
-                </pic:pic>
-              </a:graphicData>
-            </a:graphic>
-          </wp:inline>
-        </w:drawing>
-      </w:r>
-    </w:p>
-    <w:p/>
-    <w:tbl>
-      <w:tblPr>
-        <w:tblStyle w:val="LightGrid-Accent1"/>
-        <w:tblW w:type="auto" w:w="0"/>
-        <w:tblLook w:firstColumn="1" w:firstRow="1" w:lastColumn="0" w:lastRow="0" w:noHBand="0" w:noVBand="1" w:val="04A0"/>
-      </w:tblPr>
-      <w:tblGrid>
-        <w:gridCol w:w="2880"/>
-        <w:gridCol w:w="2880"/>
-        <w:gridCol w:w="2880"/>
-      </w:tblGrid>
-      <w:tr>
-        <w:tc>
-          <w:tcPr>
-            <w:tcW w:type="dxa" w:w="2880"/>
-          </w:tcPr>
-          <w:p>
-            <w:r>
-              <w:t>Metric</w:t>
-            </w:r>
-          </w:p>
-        </w:tc>
-        <w:tc>
-          <w:tcPr>
-            <w:tcW w:type="dxa" w:w="2880"/>
-          </w:tcPr>
-          <w:p>
-            <w:r>
-              <w:t>Successful (Top 10%)</w:t>
-            </w:r>
-          </w:p>
-        </w:tc>
-        <w:tc>
-          <w:tcPr>
-            <w:tcW w:type="dxa" w:w="2880"/>
-          </w:tcPr>
-          <w:p>
-            <w:r>
-              <w:t>Unsuccessful (Bottom 10%)</w:t>
-            </w:r>
-          </w:p>
-        </w:tc>
-      </w:tr>
-      <w:tr>
-        <w:tc>
-          <w:tcPr>
-            <w:tcW w:type="dxa" w:w="2880"/>
-          </w:tcPr>
-          <w:p>
-            <w:r>
-              <w:t>Number of runs</w:t>
-            </w:r>
-          </w:p>
-        </w:tc>
-        <w:tc>
-          <w:tcPr>
-            <w:tcW w:type="dxa" w:w="2880"/>
-          </w:tcPr>
-          <w:p>
-            <w:r>
-              <w:t>50</w:t>
-            </w:r>
-          </w:p>
-        </w:tc>
-        <w:tc>
-          <w:tcPr>
-            <w:tcW w:type="dxa" w:w="2880"/>
-          </w:tcPr>
-          <w:p>
-            <w:r>
-              <w:t>50</w:t>
-            </w:r>
-          </w:p>
-        </w:tc>
-      </w:tr>
-      <w:tr>
-        <w:tc>
-          <w:tcPr>
-            <w:tcW w:type="dxa" w:w="2880"/>
-          </w:tcPr>
-          <w:p>
-            <w:r>
-              <w:t>Mean</w:t>
-            </w:r>
-          </w:p>
-        </w:tc>
-        <w:tc>
-          <w:tcPr>
-            <w:tcW w:type="dxa" w:w="2880"/>
-          </w:tcPr>
-          <w:p>
-            <w:r>
-              <w:t>15.980</w:t>
-            </w:r>
-          </w:p>
-        </w:tc>
-        <w:tc>
-          <w:tcPr>
-            <w:tcW w:type="dxa" w:w="2880"/>
-          </w:tcPr>
-          <w:p>
-            <w:r>
-              <w:t>15.980</w:t>
-            </w:r>
-          </w:p>
-        </w:tc>
-      </w:tr>
-      <w:tr>
-        <w:tc>
-          <w:tcPr>
-            <w:tcW w:type="dxa" w:w="2880"/>
-          </w:tcPr>
-          <w:p>
-            <w:r>
-              <w:t>Median</w:t>
-            </w:r>
-          </w:p>
-        </w:tc>
-        <w:tc>
-          <w:tcPr>
-            <w:tcW w:type="dxa" w:w="2880"/>
-          </w:tcPr>
-          <w:p>
-            <w:r>
-              <w:t>15.000</w:t>
-            </w:r>
-          </w:p>
-        </w:tc>
-        <w:tc>
-          <w:tcPr>
-            <w:tcW w:type="dxa" w:w="2880"/>
-          </w:tcPr>
-          <w:p>
-            <w:r>
-              <w:t>15.000</w:t>
-            </w:r>
-          </w:p>
-        </w:tc>
-      </w:tr>
-      <w:tr>
-        <w:tc>
-          <w:tcPr>
-            <w:tcW w:type="dxa" w:w="2880"/>
-          </w:tcPr>
-          <w:p>
-            <w:r>
-              <w:t>Std Dev</w:t>
-            </w:r>
-          </w:p>
-        </w:tc>
-        <w:tc>
-          <w:tcPr>
-            <w:tcW w:type="dxa" w:w="2880"/>
-          </w:tcPr>
-          <w:p>
-            <w:r>
-              <w:t>7.314</w:t>
-            </w:r>
-          </w:p>
-        </w:tc>
-        <w:tc>
-          <w:tcPr>
-            <w:tcW w:type="dxa" w:w="2880"/>
-          </w:tcPr>
-          <w:p>
-            <w:r>
-              <w:t>7.314</w:t>
-            </w:r>
-          </w:p>
-        </w:tc>
-      </w:tr>
-      <w:tr>
-        <w:tc>
-          <w:tcPr>
-            <w:tcW w:type="dxa" w:w="2880"/>
-          </w:tcPr>
-          <w:p>
-            <w:r>
-              <w:t>Min</w:t>
-            </w:r>
-          </w:p>
-        </w:tc>
-        <w:tc>
-          <w:tcPr>
-            <w:tcW w:type="dxa" w:w="2880"/>
-          </w:tcPr>
-          <w:p>
-            <w:r>
-              <w:t>4.000</w:t>
-            </w:r>
-          </w:p>
-        </w:tc>
-        <w:tc>
-          <w:tcPr>
-            <w:tcW w:type="dxa" w:w="2880"/>
-          </w:tcPr>
-          <w:p>
-            <w:r>
-              <w:t>4.000</w:t>
-            </w:r>
-          </w:p>
-        </w:tc>
-      </w:tr>
-      <w:tr>
-        <w:tc>
-          <w:tcPr>
-            <w:tcW w:type="dxa" w:w="2880"/>
-          </w:tcPr>
-          <w:p>
-            <w:r>
-              <w:t>Max</w:t>
-            </w:r>
-          </w:p>
-        </w:tc>
-        <w:tc>
-          <w:tcPr>
-            <w:tcW w:type="dxa" w:w="2880"/>
-          </w:tcPr>
-          <w:p>
-            <w:r>
-              <w:t>35.000</w:t>
-            </w:r>
-          </w:p>
-        </w:tc>
-        <w:tc>
-          <w:tcPr>
-            <w:tcW w:type="dxa" w:w="2880"/>
-          </w:tcPr>
-          <w:p>
-            <w:r>
-              <w:t>35.000</w:t>
-            </w:r>
-          </w:p>
-        </w:tc>
-      </w:tr>
-    </w:tbl>
-    <w:p>
-      <w:pPr>
-        <w:pStyle w:val="Heading3"/>
-      </w:pPr>
-      <w:r>
-        <w:t>Differences between successful and unsuccessful random variants (Mann-Whitney U):</w:t>
-      </w:r>
-    </w:p>
-    <w:tbl>
-      <w:tblPr>
-        <w:tblStyle w:val="LightGrid-Accent1"/>
-        <w:tblW w:type="auto" w:w="0"/>
-        <w:tblLook w:firstColumn="1" w:firstRow="1" w:lastColumn="0" w:lastRow="0" w:noHBand="0" w:noVBand="1" w:val="04A0"/>
-      </w:tblPr>
-      <w:tblGrid>
-        <w:gridCol w:w="4320"/>
-        <w:gridCol w:w="4320"/>
-      </w:tblGrid>
-      <w:tr>
-        <w:tc>
-          <w:tcPr>
-            <w:tcW w:type="dxa" w:w="4320"/>
-          </w:tcPr>
-          <w:p>
-            <w:r>
-              <w:t>Test Statistic</w:t>
-            </w:r>
-          </w:p>
-        </w:tc>
-        <w:tc>
-          <w:tcPr>
-            <w:tcW w:type="dxa" w:w="4320"/>
-          </w:tcPr>
-          <w:p>
-            <w:r>
-              <w:t>Value</w:t>
-            </w:r>
-          </w:p>
-        </w:tc>
-      </w:tr>
-      <w:tr>
-        <w:tc>
-          <w:tcPr>
-            <w:tcW w:type="dxa" w:w="4320"/>
-          </w:tcPr>
-          <w:p>
-            <w:r>
-              <w:t>U-statistic</w:t>
-            </w:r>
-          </w:p>
-        </w:tc>
-        <w:tc>
-          <w:tcPr>
-            <w:tcW w:type="dxa" w:w="4320"/>
-          </w:tcPr>
-          <w:p>
-            <w:r>
-              <w:t>1250.0000</w:t>
-            </w:r>
-          </w:p>
-        </w:tc>
-      </w:tr>
-      <w:tr>
-        <w:tc>
-          <w:tcPr>
-            <w:tcW w:type="dxa" w:w="4320"/>
-          </w:tcPr>
-          <w:p>
-            <w:r>
-              <w:t>p-value</w:t>
-            </w:r>
-          </w:p>
-        </w:tc>
-        <w:tc>
-          <w:tcPr>
-            <w:tcW w:type="dxa" w:w="4320"/>
-          </w:tcPr>
-          <w:p>
-            <w:r>
-              <w:t>1.0000e+00</w:t>
-            </w:r>
-          </w:p>
-        </w:tc>
-      </w:tr>
-    </w:tbl>
-    <w:p/>
-    <w:p>
-      <w:pPr/>
-      <w:r>
-        <w:t>TBD - Interpretation of food consumption differences.</w:t>
-      </w:r>
-    </w:p>
-    <w:p>
-      <w:pPr>
-        <w:pStyle w:val="Heading4"/>
-      </w:pPr>
-      <w:r>
-        <w:t>3.5.2. Food Per Tick (Normalized)</w:t>
-      </w:r>
-    </w:p>
-    <w:p>
-      <w:r>
-        <w:drawing>
-          <wp:inline xmlns:a="http://schemas.openxmlformats.org/drawingml/2006/main" xmlns:pic="http://schemas.openxmlformats.org/drawingml/2006/picture">
-            <wp:extent cx="5486400" cy="3610547"/>
-            <wp:docPr id="8" name="Picture 8"/>
-            <wp:cNvGraphicFramePr>
-              <a:graphicFrameLocks noChangeAspect="1"/>
-            </wp:cNvGraphicFramePr>
-            <a:graphic>
-              <a:graphicData uri="http://schemas.openxmlformats.org/drawingml/2006/picture">
-                <pic:pic>
-                  <pic:nvPicPr>
-                    <pic:cNvPr id="0" name="comp_foods_per_tick_analysis.png"/>
                     <pic:cNvPicPr/>
                   </pic:nvPicPr>
                   <pic:blipFill>
@@ -3828,7 +3875,7 @@
           </w:tcPr>
           <w:p>
             <w:r>
-              <w:t>0.199</w:t>
+              <w:t>15.980</w:t>
             </w:r>
           </w:p>
         </w:tc>
@@ -3838,7 +3885,7 @@
           </w:tcPr>
           <w:p>
             <w:r>
-              <w:t>0.199</w:t>
+              <w:t>15.980</w:t>
             </w:r>
           </w:p>
         </w:tc>
@@ -3860,7 +3907,7 @@
           </w:tcPr>
           <w:p>
             <w:r>
-              <w:t>0.198</w:t>
+              <w:t>15.000</w:t>
             </w:r>
           </w:p>
         </w:tc>
@@ -3870,7 +3917,7 @@
           </w:tcPr>
           <w:p>
             <w:r>
-              <w:t>0.198</w:t>
+              <w:t>15.000</w:t>
             </w:r>
           </w:p>
         </w:tc>
@@ -3892,7 +3939,7 @@
           </w:tcPr>
           <w:p>
             <w:r>
-              <w:t>0.033</w:t>
+              <w:t>7.314</w:t>
             </w:r>
           </w:p>
         </w:tc>
@@ -3902,7 +3949,7 @@
           </w:tcPr>
           <w:p>
             <w:r>
-              <w:t>0.033</w:t>
+              <w:t>7.314</w:t>
             </w:r>
           </w:p>
         </w:tc>
@@ -3924,7 +3971,7 @@
           </w:tcPr>
           <w:p>
             <w:r>
-              <w:t>0.098</w:t>
+              <w:t>4.000</w:t>
             </w:r>
           </w:p>
         </w:tc>
@@ -3934,7 +3981,7 @@
           </w:tcPr>
           <w:p>
             <w:r>
-              <w:t>0.098</w:t>
+              <w:t>4.000</w:t>
             </w:r>
           </w:p>
         </w:tc>
@@ -3956,7 +4003,7 @@
           </w:tcPr>
           <w:p>
             <w:r>
-              <w:t>0.282</w:t>
+              <w:t>35.000</w:t>
             </w:r>
           </w:p>
         </w:tc>
@@ -3966,7 +4013,7 @@
           </w:tcPr>
           <w:p>
             <w:r>
-              <w:t>0.282</w:t>
+              <w:t>35.000</w:t>
             </w:r>
           </w:p>
         </w:tc>
@@ -3977,7 +4024,7 @@
         <w:pStyle w:val="Heading3"/>
       </w:pPr>
       <w:r>
-        <w:t>Differences between successful and unsuccessful random variants (Mann-Whitney U):</w:t>
+        <w:t>Differences between successful, unsuccessful, and benchmark variants (Kruskal-Wallis):</w:t>
       </w:r>
     </w:p>
     <w:tbl>
@@ -4019,7 +4066,7 @@
           </w:tcPr>
           <w:p>
             <w:r>
-              <w:t>U-statistic</w:t>
+              <w:t>H-statistic</w:t>
             </w:r>
           </w:p>
         </w:tc>
@@ -4029,7 +4076,380 @@
           </w:tcPr>
           <w:p>
             <w:r>
-              <w:t>1250.0000</w:t>
+              <w:t>0.0000</w:t>
+            </w:r>
+          </w:p>
+        </w:tc>
+      </w:tr>
+      <w:tr>
+        <w:tc>
+          <w:tcPr>
+            <w:tcW w:type="dxa" w:w="4320"/>
+          </w:tcPr>
+          <w:p>
+            <w:r>
+              <w:t>p-value</w:t>
+            </w:r>
+          </w:p>
+        </w:tc>
+        <w:tc>
+          <w:tcPr>
+            <w:tcW w:type="dxa" w:w="4320"/>
+          </w:tcPr>
+          <w:p>
+            <w:r>
+              <w:t>1.0000e+00</w:t>
+            </w:r>
+          </w:p>
+        </w:tc>
+      </w:tr>
+    </w:tbl>
+    <w:p/>
+    <w:p>
+      <w:pPr/>
+      <w:r>
+        <w:t>TBD - Interpretation of food consumption differences.</w:t>
+      </w:r>
+    </w:p>
+    <w:p>
+      <w:pPr>
+        <w:pStyle w:val="Heading4"/>
+      </w:pPr>
+      <w:r>
+        <w:t>3.5.2. Food Per Tick (Normalized)</w:t>
+      </w:r>
+    </w:p>
+    <w:p>
+      <w:r>
+        <w:drawing>
+          <wp:inline xmlns:a="http://schemas.openxmlformats.org/drawingml/2006/main" xmlns:pic="http://schemas.openxmlformats.org/drawingml/2006/picture">
+            <wp:extent cx="5486400" cy="3610547"/>
+            <wp:docPr id="9" name="Picture 9"/>
+            <wp:cNvGraphicFramePr>
+              <a:graphicFrameLocks noChangeAspect="1"/>
+            </wp:cNvGraphicFramePr>
+            <a:graphic>
+              <a:graphicData uri="http://schemas.openxmlformats.org/drawingml/2006/picture">
+                <pic:pic>
+                  <pic:nvPicPr>
+                    <pic:cNvPr id="0" name="comp_foods_per_tick_analysis.png"/>
+                    <pic:cNvPicPr/>
+                  </pic:nvPicPr>
+                  <pic:blipFill>
+                    <a:blip r:embed="rId17"/>
+                    <a:stretch>
+                      <a:fillRect/>
+                    </a:stretch>
+                  </pic:blipFill>
+                  <pic:spPr>
+                    <a:xfrm>
+                      <a:off x="0" y="0"/>
+                      <a:ext cx="5486400" cy="3610547"/>
+                    </a:xfrm>
+                    <a:prstGeom prst="rect"/>
+                  </pic:spPr>
+                </pic:pic>
+              </a:graphicData>
+            </a:graphic>
+          </wp:inline>
+        </w:drawing>
+      </w:r>
+    </w:p>
+    <w:p/>
+    <w:tbl>
+      <w:tblPr>
+        <w:tblStyle w:val="LightGrid-Accent1"/>
+        <w:tblW w:type="auto" w:w="0"/>
+        <w:tblLook w:firstColumn="1" w:firstRow="1" w:lastColumn="0" w:lastRow="0" w:noHBand="0" w:noVBand="1" w:val="04A0"/>
+      </w:tblPr>
+      <w:tblGrid>
+        <w:gridCol w:w="2880"/>
+        <w:gridCol w:w="2880"/>
+        <w:gridCol w:w="2880"/>
+      </w:tblGrid>
+      <w:tr>
+        <w:tc>
+          <w:tcPr>
+            <w:tcW w:type="dxa" w:w="2880"/>
+          </w:tcPr>
+          <w:p>
+            <w:r>
+              <w:t>Metric</w:t>
+            </w:r>
+          </w:p>
+        </w:tc>
+        <w:tc>
+          <w:tcPr>
+            <w:tcW w:type="dxa" w:w="2880"/>
+          </w:tcPr>
+          <w:p>
+            <w:r>
+              <w:t>Successful (Top 10%)</w:t>
+            </w:r>
+          </w:p>
+        </w:tc>
+        <w:tc>
+          <w:tcPr>
+            <w:tcW w:type="dxa" w:w="2880"/>
+          </w:tcPr>
+          <w:p>
+            <w:r>
+              <w:t>Unsuccessful (Bottom 10%)</w:t>
+            </w:r>
+          </w:p>
+        </w:tc>
+      </w:tr>
+      <w:tr>
+        <w:tc>
+          <w:tcPr>
+            <w:tcW w:type="dxa" w:w="2880"/>
+          </w:tcPr>
+          <w:p>
+            <w:r>
+              <w:t>Number of runs</w:t>
+            </w:r>
+          </w:p>
+        </w:tc>
+        <w:tc>
+          <w:tcPr>
+            <w:tcW w:type="dxa" w:w="2880"/>
+          </w:tcPr>
+          <w:p>
+            <w:r>
+              <w:t>50</w:t>
+            </w:r>
+          </w:p>
+        </w:tc>
+        <w:tc>
+          <w:tcPr>
+            <w:tcW w:type="dxa" w:w="2880"/>
+          </w:tcPr>
+          <w:p>
+            <w:r>
+              <w:t>50</w:t>
+            </w:r>
+          </w:p>
+        </w:tc>
+      </w:tr>
+      <w:tr>
+        <w:tc>
+          <w:tcPr>
+            <w:tcW w:type="dxa" w:w="2880"/>
+          </w:tcPr>
+          <w:p>
+            <w:r>
+              <w:t>Mean</w:t>
+            </w:r>
+          </w:p>
+        </w:tc>
+        <w:tc>
+          <w:tcPr>
+            <w:tcW w:type="dxa" w:w="2880"/>
+          </w:tcPr>
+          <w:p>
+            <w:r>
+              <w:t>0.199</w:t>
+            </w:r>
+          </w:p>
+        </w:tc>
+        <w:tc>
+          <w:tcPr>
+            <w:tcW w:type="dxa" w:w="2880"/>
+          </w:tcPr>
+          <w:p>
+            <w:r>
+              <w:t>0.199</w:t>
+            </w:r>
+          </w:p>
+        </w:tc>
+      </w:tr>
+      <w:tr>
+        <w:tc>
+          <w:tcPr>
+            <w:tcW w:type="dxa" w:w="2880"/>
+          </w:tcPr>
+          <w:p>
+            <w:r>
+              <w:t>Median</w:t>
+            </w:r>
+          </w:p>
+        </w:tc>
+        <w:tc>
+          <w:tcPr>
+            <w:tcW w:type="dxa" w:w="2880"/>
+          </w:tcPr>
+          <w:p>
+            <w:r>
+              <w:t>0.198</w:t>
+            </w:r>
+          </w:p>
+        </w:tc>
+        <w:tc>
+          <w:tcPr>
+            <w:tcW w:type="dxa" w:w="2880"/>
+          </w:tcPr>
+          <w:p>
+            <w:r>
+              <w:t>0.198</w:t>
+            </w:r>
+          </w:p>
+        </w:tc>
+      </w:tr>
+      <w:tr>
+        <w:tc>
+          <w:tcPr>
+            <w:tcW w:type="dxa" w:w="2880"/>
+          </w:tcPr>
+          <w:p>
+            <w:r>
+              <w:t>Std Dev</w:t>
+            </w:r>
+          </w:p>
+        </w:tc>
+        <w:tc>
+          <w:tcPr>
+            <w:tcW w:type="dxa" w:w="2880"/>
+          </w:tcPr>
+          <w:p>
+            <w:r>
+              <w:t>0.033</w:t>
+            </w:r>
+          </w:p>
+        </w:tc>
+        <w:tc>
+          <w:tcPr>
+            <w:tcW w:type="dxa" w:w="2880"/>
+          </w:tcPr>
+          <w:p>
+            <w:r>
+              <w:t>0.033</w:t>
+            </w:r>
+          </w:p>
+        </w:tc>
+      </w:tr>
+      <w:tr>
+        <w:tc>
+          <w:tcPr>
+            <w:tcW w:type="dxa" w:w="2880"/>
+          </w:tcPr>
+          <w:p>
+            <w:r>
+              <w:t>Min</w:t>
+            </w:r>
+          </w:p>
+        </w:tc>
+        <w:tc>
+          <w:tcPr>
+            <w:tcW w:type="dxa" w:w="2880"/>
+          </w:tcPr>
+          <w:p>
+            <w:r>
+              <w:t>0.098</w:t>
+            </w:r>
+          </w:p>
+        </w:tc>
+        <w:tc>
+          <w:tcPr>
+            <w:tcW w:type="dxa" w:w="2880"/>
+          </w:tcPr>
+          <w:p>
+            <w:r>
+              <w:t>0.098</w:t>
+            </w:r>
+          </w:p>
+        </w:tc>
+      </w:tr>
+      <w:tr>
+        <w:tc>
+          <w:tcPr>
+            <w:tcW w:type="dxa" w:w="2880"/>
+          </w:tcPr>
+          <w:p>
+            <w:r>
+              <w:t>Max</w:t>
+            </w:r>
+          </w:p>
+        </w:tc>
+        <w:tc>
+          <w:tcPr>
+            <w:tcW w:type="dxa" w:w="2880"/>
+          </w:tcPr>
+          <w:p>
+            <w:r>
+              <w:t>0.282</w:t>
+            </w:r>
+          </w:p>
+        </w:tc>
+        <w:tc>
+          <w:tcPr>
+            <w:tcW w:type="dxa" w:w="2880"/>
+          </w:tcPr>
+          <w:p>
+            <w:r>
+              <w:t>0.282</w:t>
+            </w:r>
+          </w:p>
+        </w:tc>
+      </w:tr>
+    </w:tbl>
+    <w:p>
+      <w:pPr>
+        <w:pStyle w:val="Heading3"/>
+      </w:pPr>
+      <w:r>
+        <w:t>Differences between successful, unsuccessful, and benchmark variants (Kruskal-Wallis):</w:t>
+      </w:r>
+    </w:p>
+    <w:tbl>
+      <w:tblPr>
+        <w:tblStyle w:val="LightGrid-Accent1"/>
+        <w:tblW w:type="auto" w:w="0"/>
+        <w:tblLook w:firstColumn="1" w:firstRow="1" w:lastColumn="0" w:lastRow="0" w:noHBand="0" w:noVBand="1" w:val="04A0"/>
+      </w:tblPr>
+      <w:tblGrid>
+        <w:gridCol w:w="4320"/>
+        <w:gridCol w:w="4320"/>
+      </w:tblGrid>
+      <w:tr>
+        <w:tc>
+          <w:tcPr>
+            <w:tcW w:type="dxa" w:w="4320"/>
+          </w:tcPr>
+          <w:p>
+            <w:r>
+              <w:t>Test Statistic</w:t>
+            </w:r>
+          </w:p>
+        </w:tc>
+        <w:tc>
+          <w:tcPr>
+            <w:tcW w:type="dxa" w:w="4320"/>
+          </w:tcPr>
+          <w:p>
+            <w:r>
+              <w:t>Value</w:t>
+            </w:r>
+          </w:p>
+        </w:tc>
+      </w:tr>
+      <w:tr>
+        <w:tc>
+          <w:tcPr>
+            <w:tcW w:type="dxa" w:w="4320"/>
+          </w:tcPr>
+          <w:p>
+            <w:r>
+              <w:t>H-statistic</w:t>
+            </w:r>
+          </w:p>
+        </w:tc>
+        <w:tc>
+          <w:tcPr>
+            <w:tcW w:type="dxa" w:w="4320"/>
+          </w:tcPr>
+          <w:p>
+            <w:r>
+              <w:t>0.0000</w:t>
             </w:r>
           </w:p>
         </w:tc>
@@ -4062,6 +4482,55 @@
       <w:pPr/>
       <w:r>
         <w:t>TBD - Interpretation of food per tick differences.</w:t>
+      </w:r>
+    </w:p>
+    <w:p>
+      <w:pPr>
+        <w:pStyle w:val="Heading3"/>
+      </w:pPr>
+      <w:r>
+        <w:t>4. Test Network Visualization</w:t>
+      </w:r>
+    </w:p>
+    <w:p>
+      <w:r>
+        <w:t>Network visualization for variant: variant_01</w:t>
+      </w:r>
+    </w:p>
+    <w:p>
+      <w:r>
+        <w:drawing>
+          <wp:inline xmlns:a="http://schemas.openxmlformats.org/drawingml/2006/main" xmlns:pic="http://schemas.openxmlformats.org/drawingml/2006/picture">
+            <wp:extent cx="5943600" cy="3134320"/>
+            <wp:docPr id="10" name="Picture 10"/>
+            <wp:cNvGraphicFramePr>
+              <a:graphicFrameLocks noChangeAspect="1"/>
+            </wp:cNvGraphicFramePr>
+            <a:graphic>
+              <a:graphicData uri="http://schemas.openxmlformats.org/drawingml/2006/picture">
+                <pic:pic>
+                  <pic:nvPicPr>
+                    <pic:cNvPr id="0" name="network_visualization_analysis.png"/>
+                    <pic:cNvPicPr/>
+                  </pic:nvPicPr>
+                  <pic:blipFill>
+                    <a:blip r:embed="rId18"/>
+                    <a:stretch>
+                      <a:fillRect/>
+                    </a:stretch>
+                  </pic:blipFill>
+                  <pic:spPr>
+                    <a:xfrm>
+                      <a:off x="0" y="0"/>
+                      <a:ext cx="5943600" cy="3134320"/>
+                    </a:xfrm>
+                    <a:prstGeom prst="rect"/>
+                  </pic:spPr>
+                </pic:pic>
+              </a:graphicData>
+            </a:graphic>
+          </wp:inline>
+        </w:drawing>
       </w:r>
     </w:p>
     <w:sectPr>

--- a/data/pipeline_check/analysis/median_survival/report_analysis.docx
+++ b/data/pipeline_check/analysis/median_survival/report_analysis.docx
@@ -36,7 +36,7 @@
     </w:p>
     <w:p>
       <w:r>
-        <w:t>Experiment folder: 2026-03-11_15-25-54_C_w_noise_w_plasticity_no_regrow_lookup_eta_0_01</w:t>
+        <w:t>Experiment folder: 2026-03-12_10-08-32_random_lookup</w:t>
       </w:r>
     </w:p>
     <w:p>
@@ -137,7 +137,7 @@
           </w:tcPr>
           <w:p>
             <w:r>
-              <w:t>80.44 ticks</w:t>
+              <w:t>104.14 ticks</w:t>
             </w:r>
           </w:p>
         </w:tc>
@@ -159,7 +159,7 @@
           </w:tcPr>
           <w:p>
             <w:r>
-              <w:t>70.00 ticks</w:t>
+              <w:t>102.00 ticks</w:t>
             </w:r>
           </w:p>
         </w:tc>
@@ -181,7 +181,7 @@
           </w:tcPr>
           <w:p>
             <w:r>
-              <w:t>37.56 ticks</w:t>
+              <w:t>50.08 ticks</w:t>
             </w:r>
           </w:p>
         </w:tc>
@@ -225,7 +225,7 @@
           </w:tcPr>
           <w:p>
             <w:r>
-              <w:t>196.00 ticks</w:t>
+              <w:t>278.00 ticks</w:t>
             </w:r>
           </w:p>
         </w:tc>
@@ -247,7 +247,7 @@
           </w:tcPr>
           <w:p>
             <w:r>
-              <w:t>171.00 ticks</w:t>
+              <w:t>253.00 ticks</w:t>
             </w:r>
           </w:p>
         </w:tc>
@@ -269,7 +269,7 @@
           </w:tcPr>
           <w:p>
             <w:r>
-              <w:t>46.25 ticks</w:t>
+              <w:t>60.75 ticks</w:t>
             </w:r>
           </w:p>
         </w:tc>
@@ -291,7 +291,7 @@
           </w:tcPr>
           <w:p>
             <w:r>
-              <w:t>37.90 ticks</w:t>
+              <w:t>41.90 ticks</w:t>
             </w:r>
           </w:p>
         </w:tc>
@@ -313,7 +313,7 @@
           </w:tcPr>
           <w:p>
             <w:r>
-              <w:t>54.50 ticks</w:t>
+              <w:t>69.50 ticks</w:t>
             </w:r>
           </w:p>
         </w:tc>
@@ -335,7 +335,7 @@
           </w:tcPr>
           <w:p>
             <w:r>
-              <w:t>100.75 ticks</w:t>
+              <w:t>130.25 ticks</w:t>
             </w:r>
           </w:p>
         </w:tc>
@@ -357,7 +357,7 @@
           </w:tcPr>
           <w:p>
             <w:r>
-              <w:t>166.55 ticks</w:t>
+              <w:t>197.70 ticks</w:t>
             </w:r>
           </w:p>
         </w:tc>
@@ -379,7 +379,7 @@
           </w:tcPr>
           <w:p>
             <w:r>
-              <w:t>1.238</w:t>
+              <w:t>1.011</w:t>
             </w:r>
           </w:p>
         </w:tc>
@@ -401,7 +401,7 @@
           </w:tcPr>
           <w:p>
             <w:r>
-              <w:t>1.421</w:t>
+              <w:t>1.544</w:t>
             </w:r>
           </w:p>
         </w:tc>
@@ -423,7 +423,7 @@
           </w:tcPr>
           <w:p>
             <w:r>
-              <w:t>46.69 %</w:t>
+              <w:t>48.09 %</w:t>
             </w:r>
           </w:p>
         </w:tc>
@@ -508,7 +508,7 @@
           </w:tcPr>
           <w:p>
             <w:r>
-              <w:t>80.44 ticks (variant_01)</w:t>
+              <w:t>104.14 ticks (variant_01)</w:t>
             </w:r>
           </w:p>
         </w:tc>
@@ -518,7 +518,7 @@
           </w:tcPr>
           <w:p>
             <w:r>
-              <w:t>80.44 ticks (variant_01)</w:t>
+              <w:t>104.14 ticks (variant_01)</w:t>
             </w:r>
           </w:p>
         </w:tc>
@@ -528,7 +528,7 @@
           </w:tcPr>
           <w:p>
             <w:r>
-              <w:t>80.44 ticks</w:t>
+              <w:t>104.14 ticks</w:t>
             </w:r>
           </w:p>
         </w:tc>
@@ -550,7 +550,7 @@
           </w:tcPr>
           <w:p>
             <w:r>
-              <w:t>70.00 ticks (variant_01)</w:t>
+              <w:t>102.00 ticks (variant_01)</w:t>
             </w:r>
           </w:p>
         </w:tc>
@@ -560,7 +560,7 @@
           </w:tcPr>
           <w:p>
             <w:r>
-              <w:t>70.00 ticks (variant_01)</w:t>
+              <w:t>102.00 ticks (variant_01)</w:t>
             </w:r>
           </w:p>
         </w:tc>
@@ -570,7 +570,7 @@
           </w:tcPr>
           <w:p>
             <w:r>
-              <w:t>70.00 ticks</w:t>
+              <w:t>102.00 ticks</w:t>
             </w:r>
           </w:p>
         </w:tc>
@@ -592,7 +592,7 @@
           </w:tcPr>
           <w:p>
             <w:r>
-              <w:t>37.56 ticks (variant_01)</w:t>
+              <w:t>50.08 ticks (variant_01)</w:t>
             </w:r>
           </w:p>
         </w:tc>
@@ -602,7 +602,7 @@
           </w:tcPr>
           <w:p>
             <w:r>
-              <w:t>37.56 ticks (variant_01)</w:t>
+              <w:t>50.08 ticks (variant_01)</w:t>
             </w:r>
           </w:p>
         </w:tc>
@@ -612,7 +612,7 @@
           </w:tcPr>
           <w:p>
             <w:r>
-              <w:t>37.56 ticks</w:t>
+              <w:t>50.08 ticks</w:t>
             </w:r>
           </w:p>
         </w:tc>
@@ -676,7 +676,7 @@
           </w:tcPr>
           <w:p>
             <w:r>
-              <w:t>196.00 ticks (variant_01)</w:t>
+              <w:t>278.00 ticks (variant_01)</w:t>
             </w:r>
           </w:p>
         </w:tc>
@@ -686,7 +686,7 @@
           </w:tcPr>
           <w:p>
             <w:r>
-              <w:t>196.00 ticks (variant_01)</w:t>
+              <w:t>278.00 ticks (variant_01)</w:t>
             </w:r>
           </w:p>
         </w:tc>
@@ -696,7 +696,7 @@
           </w:tcPr>
           <w:p>
             <w:r>
-              <w:t>196.00 ticks</w:t>
+              <w:t>278.00 ticks</w:t>
             </w:r>
           </w:p>
         </w:tc>
@@ -718,7 +718,7 @@
           </w:tcPr>
           <w:p>
             <w:r>
-              <w:t>171.00 ticks (variant_01)</w:t>
+              <w:t>253.00 ticks (variant_01)</w:t>
             </w:r>
           </w:p>
         </w:tc>
@@ -728,7 +728,7 @@
           </w:tcPr>
           <w:p>
             <w:r>
-              <w:t>171.00 ticks (variant_01)</w:t>
+              <w:t>253.00 ticks (variant_01)</w:t>
             </w:r>
           </w:p>
         </w:tc>
@@ -738,7 +738,7 @@
           </w:tcPr>
           <w:p>
             <w:r>
-              <w:t>171.00 ticks</w:t>
+              <w:t>253.00 ticks</w:t>
             </w:r>
           </w:p>
         </w:tc>
@@ -760,7 +760,7 @@
           </w:tcPr>
           <w:p>
             <w:r>
-              <w:t>46.25 ticks (variant_01)</w:t>
+              <w:t>60.75 ticks (variant_01)</w:t>
             </w:r>
           </w:p>
         </w:tc>
@@ -770,7 +770,7 @@
           </w:tcPr>
           <w:p>
             <w:r>
-              <w:t>46.25 ticks (variant_01)</w:t>
+              <w:t>60.75 ticks (variant_01)</w:t>
             </w:r>
           </w:p>
         </w:tc>
@@ -780,7 +780,7 @@
           </w:tcPr>
           <w:p>
             <w:r>
-              <w:t>46.25 ticks</w:t>
+              <w:t>60.75 ticks</w:t>
             </w:r>
           </w:p>
         </w:tc>
@@ -802,7 +802,7 @@
           </w:tcPr>
           <w:p>
             <w:r>
-              <w:t>37.90 ticks (variant_01)</w:t>
+              <w:t>41.90 ticks (variant_01)</w:t>
             </w:r>
           </w:p>
         </w:tc>
@@ -812,7 +812,7 @@
           </w:tcPr>
           <w:p>
             <w:r>
-              <w:t>37.90 ticks (variant_01)</w:t>
+              <w:t>41.90 ticks (variant_01)</w:t>
             </w:r>
           </w:p>
         </w:tc>
@@ -822,7 +822,7 @@
           </w:tcPr>
           <w:p>
             <w:r>
-              <w:t>37.90 ticks</w:t>
+              <w:t>41.90 ticks</w:t>
             </w:r>
           </w:p>
         </w:tc>
@@ -844,7 +844,7 @@
           </w:tcPr>
           <w:p>
             <w:r>
-              <w:t>54.50 ticks (variant_01)</w:t>
+              <w:t>69.50 ticks (variant_01)</w:t>
             </w:r>
           </w:p>
         </w:tc>
@@ -854,7 +854,7 @@
           </w:tcPr>
           <w:p>
             <w:r>
-              <w:t>54.50 ticks (variant_01)</w:t>
+              <w:t>69.50 ticks (variant_01)</w:t>
             </w:r>
           </w:p>
         </w:tc>
@@ -864,7 +864,7 @@
           </w:tcPr>
           <w:p>
             <w:r>
-              <w:t>54.50 ticks</w:t>
+              <w:t>69.50 ticks</w:t>
             </w:r>
           </w:p>
         </w:tc>
@@ -886,7 +886,7 @@
           </w:tcPr>
           <w:p>
             <w:r>
-              <w:t>100.75 ticks (variant_01)</w:t>
+              <w:t>130.25 ticks (variant_01)</w:t>
             </w:r>
           </w:p>
         </w:tc>
@@ -896,7 +896,7 @@
           </w:tcPr>
           <w:p>
             <w:r>
-              <w:t>100.75 ticks (variant_01)</w:t>
+              <w:t>130.25 ticks (variant_01)</w:t>
             </w:r>
           </w:p>
         </w:tc>
@@ -906,7 +906,7 @@
           </w:tcPr>
           <w:p>
             <w:r>
-              <w:t>100.75 ticks</w:t>
+              <w:t>130.25 ticks</w:t>
             </w:r>
           </w:p>
         </w:tc>
@@ -928,7 +928,7 @@
           </w:tcPr>
           <w:p>
             <w:r>
-              <w:t>166.55 ticks (variant_01)</w:t>
+              <w:t>197.70 ticks (variant_01)</w:t>
             </w:r>
           </w:p>
         </w:tc>
@@ -938,7 +938,7 @@
           </w:tcPr>
           <w:p>
             <w:r>
-              <w:t>166.55 ticks (variant_01)</w:t>
+              <w:t>197.70 ticks (variant_01)</w:t>
             </w:r>
           </w:p>
         </w:tc>
@@ -948,7 +948,7 @@
           </w:tcPr>
           <w:p>
             <w:r>
-              <w:t>166.55 ticks</w:t>
+              <w:t>197.70 ticks</w:t>
             </w:r>
           </w:p>
         </w:tc>
@@ -970,7 +970,7 @@
           </w:tcPr>
           <w:p>
             <w:r>
-              <w:t>1.238 (variant_01)</w:t>
+              <w:t>1.011 (variant_01)</w:t>
             </w:r>
           </w:p>
         </w:tc>
@@ -980,7 +980,7 @@
           </w:tcPr>
           <w:p>
             <w:r>
-              <w:t>1.238 (variant_01)</w:t>
+              <w:t>1.011 (variant_01)</w:t>
             </w:r>
           </w:p>
         </w:tc>
@@ -990,7 +990,7 @@
           </w:tcPr>
           <w:p>
             <w:r>
-              <w:t>1.238</w:t>
+              <w:t>1.011</w:t>
             </w:r>
           </w:p>
         </w:tc>
@@ -1012,7 +1012,7 @@
           </w:tcPr>
           <w:p>
             <w:r>
-              <w:t>1.421 (variant_01)</w:t>
+              <w:t>1.544 (variant_01)</w:t>
             </w:r>
           </w:p>
         </w:tc>
@@ -1022,7 +1022,7 @@
           </w:tcPr>
           <w:p>
             <w:r>
-              <w:t>1.421 (variant_01)</w:t>
+              <w:t>1.544 (variant_01)</w:t>
             </w:r>
           </w:p>
         </w:tc>
@@ -1032,7 +1032,7 @@
           </w:tcPr>
           <w:p>
             <w:r>
-              <w:t>1.421</w:t>
+              <w:t>1.544</w:t>
             </w:r>
           </w:p>
         </w:tc>
@@ -1054,7 +1054,7 @@
           </w:tcPr>
           <w:p>
             <w:r>
-              <w:t>46.69 % (variant_01)</w:t>
+              <w:t>48.09 % (variant_01)</w:t>
             </w:r>
           </w:p>
         </w:tc>
@@ -1064,7 +1064,7 @@
           </w:tcPr>
           <w:p>
             <w:r>
-              <w:t>46.69 % (variant_01)</w:t>
+              <w:t>48.09 % (variant_01)</w:t>
             </w:r>
           </w:p>
         </w:tc>
@@ -1074,7 +1074,7 @@
           </w:tcPr>
           <w:p>
             <w:r>
-              <w:t>46.69 %</w:t>
+              <w:t>48.09 %</w:t>
             </w:r>
           </w:p>
         </w:tc>
@@ -1145,7 +1145,7 @@
           </w:tcPr>
           <w:p>
             <w:r>
-              <w:t>80.44 ticks</w:t>
+              <w:t>104.14 ticks</w:t>
             </w:r>
           </w:p>
         </w:tc>
@@ -1167,7 +1167,7 @@
           </w:tcPr>
           <w:p>
             <w:r>
-              <w:t>70.00 ticks</w:t>
+              <w:t>102.00 ticks</w:t>
             </w:r>
           </w:p>
         </w:tc>
@@ -1189,7 +1189,7 @@
           </w:tcPr>
           <w:p>
             <w:r>
-              <w:t>37.56 ticks</w:t>
+              <w:t>50.08 ticks</w:t>
             </w:r>
           </w:p>
         </w:tc>
@@ -1233,7 +1233,7 @@
           </w:tcPr>
           <w:p>
             <w:r>
-              <w:t>196.00 ticks</w:t>
+              <w:t>278.00 ticks</w:t>
             </w:r>
           </w:p>
         </w:tc>
@@ -1255,7 +1255,7 @@
           </w:tcPr>
           <w:p>
             <w:r>
-              <w:t>171.00 ticks</w:t>
+              <w:t>253.00 ticks</w:t>
             </w:r>
           </w:p>
         </w:tc>
@@ -1277,7 +1277,7 @@
           </w:tcPr>
           <w:p>
             <w:r>
-              <w:t>46.25 ticks</w:t>
+              <w:t>60.75 ticks</w:t>
             </w:r>
           </w:p>
         </w:tc>
@@ -1299,7 +1299,7 @@
           </w:tcPr>
           <w:p>
             <w:r>
-              <w:t>37.90 ticks</w:t>
+              <w:t>41.90 ticks</w:t>
             </w:r>
           </w:p>
         </w:tc>
@@ -1321,7 +1321,7 @@
           </w:tcPr>
           <w:p>
             <w:r>
-              <w:t>54.50 ticks</w:t>
+              <w:t>69.50 ticks</w:t>
             </w:r>
           </w:p>
         </w:tc>
@@ -1343,7 +1343,7 @@
           </w:tcPr>
           <w:p>
             <w:r>
-              <w:t>100.75 ticks</w:t>
+              <w:t>130.25 ticks</w:t>
             </w:r>
           </w:p>
         </w:tc>
@@ -1365,7 +1365,7 @@
           </w:tcPr>
           <w:p>
             <w:r>
-              <w:t>166.55 ticks</w:t>
+              <w:t>197.70 ticks</w:t>
             </w:r>
           </w:p>
         </w:tc>
@@ -1387,7 +1387,7 @@
           </w:tcPr>
           <w:p>
             <w:r>
-              <w:t>1.238</w:t>
+              <w:t>1.011</w:t>
             </w:r>
           </w:p>
         </w:tc>
@@ -1409,7 +1409,7 @@
           </w:tcPr>
           <w:p>
             <w:r>
-              <w:t>1.421</w:t>
+              <w:t>1.544</w:t>
             </w:r>
           </w:p>
         </w:tc>
@@ -1431,7 +1431,7 @@
           </w:tcPr>
           <w:p>
             <w:r>
-              <w:t>46.69 %</w:t>
+              <w:t>48.09 %</w:t>
             </w:r>
           </w:p>
         </w:tc>
@@ -1450,7 +1450,7 @@
       <w:r>
         <w:drawing>
           <wp:inline xmlns:a="http://schemas.openxmlformats.org/drawingml/2006/main" xmlns:pic="http://schemas.openxmlformats.org/drawingml/2006/picture">
-            <wp:extent cx="5943600" cy="3754444"/>
+            <wp:extent cx="5943600" cy="4604243"/>
             <wp:docPr id="1" name="Picture 1"/>
             <wp:cNvGraphicFramePr>
               <a:graphicFrameLocks noChangeAspect="1"/>
@@ -1459,7 +1459,7 @@
               <a:graphicData uri="http://schemas.openxmlformats.org/drawingml/2006/picture">
                 <pic:pic>
                   <pic:nvPicPr>
-                    <pic:cNvPr id="0" name="network_combined_2026-03-11_15-25-54_C_w_noise_w_plasticity_no_regrow_lookup_eta_0_01.png"/>
+                    <pic:cNvPr id="0" name="network_Hard-wired Lookup.png"/>
                     <pic:cNvPicPr/>
                   </pic:nvPicPr>
                   <pic:blipFill>
@@ -1471,7 +1471,7 @@
                   <pic:spPr>
                     <a:xfrm>
                       <a:off x="0" y="0"/>
-                      <a:ext cx="5943600" cy="3754444"/>
+                      <a:ext cx="5943600" cy="4604243"/>
                     </a:xfrm>
                     <a:prstGeom prst="rect"/>
                   </pic:spPr>
@@ -1544,7 +1544,7 @@
           </w:tcPr>
           <w:p>
             <w:r>
-              <w:t>&gt;= 70.0</w:t>
+              <w:t>&gt;= 102.0</w:t>
             </w:r>
           </w:p>
         </w:tc>
@@ -1566,7 +1566,7 @@
           </w:tcPr>
           <w:p>
             <w:r>
-              <w:t>&lt;= 70.0</w:t>
+              <w:t>&lt;= 102.0</w:t>
             </w:r>
           </w:p>
         </w:tc>
@@ -1662,12 +1662,12 @@
     </w:p>
     <w:p>
       <w:r>
-        <w:t xml:space="preserve">  • Green: Top 10% of variants (median survival ≥ 70.0 ticks) — 1 variants</w:t>
+        <w:t xml:space="preserve">  • Green: Top 10% of variants (median survival ≥ 102.0 ticks) — 1 variants</w:t>
       </w:r>
     </w:p>
     <w:p>
       <w:r>
-        <w:t xml:space="preserve">  • Red: Bottom 10% of variants (median survival ≤ 70.0 ticks) — 1 variants</w:t>
+        <w:t xml:space="preserve">  • Red: Bottom 10% of variants (median survival ≤ 102.0 ticks) — 1 variants</w:t>
       </w:r>
     </w:p>
     <w:p>
@@ -1814,7 +1814,7 @@
           </w:tcPr>
           <w:p>
             <w:r>
-              <w:t>80.4</w:t>
+              <w:t>104.1</w:t>
             </w:r>
           </w:p>
         </w:tc>
@@ -1824,7 +1824,7 @@
           </w:tcPr>
           <w:p>
             <w:r>
-              <w:t>80.4</w:t>
+              <w:t>104.1</w:t>
             </w:r>
           </w:p>
         </w:tc>
@@ -1846,7 +1846,7 @@
           </w:tcPr>
           <w:p>
             <w:r>
-              <w:t>70.0</w:t>
+              <w:t>102.0</w:t>
             </w:r>
           </w:p>
         </w:tc>
@@ -1856,7 +1856,7 @@
           </w:tcPr>
           <w:p>
             <w:r>
-              <w:t>70.0</w:t>
+              <w:t>102.0</w:t>
             </w:r>
           </w:p>
         </w:tc>
@@ -1878,7 +1878,7 @@
           </w:tcPr>
           <w:p>
             <w:r>
-              <w:t>37.6</w:t>
+              <w:t>50.1</w:t>
             </w:r>
           </w:p>
         </w:tc>
@@ -1888,7 +1888,7 @@
           </w:tcPr>
           <w:p>
             <w:r>
-              <w:t>37.6</w:t>
+              <w:t>50.1</w:t>
             </w:r>
           </w:p>
         </w:tc>
@@ -1942,7 +1942,7 @@
           </w:tcPr>
           <w:p>
             <w:r>
-              <w:t>196.0</w:t>
+              <w:t>278.0</w:t>
             </w:r>
           </w:p>
         </w:tc>
@@ -1952,12 +1952,115 @@
           </w:tcPr>
           <w:p>
             <w:r>
-              <w:t>196.0</w:t>
+              <w:t>278.0</w:t>
             </w:r>
           </w:p>
         </w:tc>
       </w:tr>
     </w:tbl>
+    <w:p/>
+    <w:p>
+      <w:pPr>
+        <w:pStyle w:val="Heading4"/>
+      </w:pPr>
+      <w:r>
+        <w:t>Network Development: Successful vs Unsuccessful Variants</w:t>
+      </w:r>
+    </w:p>
+    <w:p>
+      <w:r>
+        <w:t>Below are combined network visualizations showing initial wiring and the first three runtime states for representative variants from the successful and unsuccessful groups.</w:t>
+      </w:r>
+    </w:p>
+    <w:p>
+      <w:pPr>
+        <w:pStyle w:val="Heading5"/>
+      </w:pPr>
+      <w:r>
+        <w:t>Successful Variants (Top 10%):</w:t>
+      </w:r>
+    </w:p>
+    <w:p>
+      <w:r>
+        <w:drawing>
+          <wp:inline xmlns:a="http://schemas.openxmlformats.org/drawingml/2006/main" xmlns:pic="http://schemas.openxmlformats.org/drawingml/2006/picture">
+            <wp:extent cx="5943600" cy="4617232"/>
+            <wp:docPr id="3" name="Picture 3"/>
+            <wp:cNvGraphicFramePr>
+              <a:graphicFrameLocks noChangeAspect="1"/>
+            </wp:cNvGraphicFramePr>
+            <a:graphic>
+              <a:graphicData uri="http://schemas.openxmlformats.org/drawingml/2006/picture">
+                <pic:pic>
+                  <pic:nvPicPr>
+                    <pic:cNvPr id="0" name="network_variant_001.png"/>
+                    <pic:cNvPicPr/>
+                  </pic:nvPicPr>
+                  <pic:blipFill>
+                    <a:blip r:embed="rId11"/>
+                    <a:stretch>
+                      <a:fillRect/>
+                    </a:stretch>
+                  </pic:blipFill>
+                  <pic:spPr>
+                    <a:xfrm>
+                      <a:off x="0" y="0"/>
+                      <a:ext cx="5943600" cy="4617232"/>
+                    </a:xfrm>
+                    <a:prstGeom prst="rect"/>
+                  </pic:spPr>
+                </pic:pic>
+              </a:graphicData>
+            </a:graphic>
+          </wp:inline>
+        </w:drawing>
+      </w:r>
+    </w:p>
+    <w:p/>
+    <w:p>
+      <w:pPr>
+        <w:pStyle w:val="Heading5"/>
+      </w:pPr>
+      <w:r>
+        <w:t>Unsuccessful Variants (Bottom 10%):</w:t>
+      </w:r>
+    </w:p>
+    <w:p>
+      <w:r>
+        <w:drawing>
+          <wp:inline xmlns:a="http://schemas.openxmlformats.org/drawingml/2006/main" xmlns:pic="http://schemas.openxmlformats.org/drawingml/2006/picture">
+            <wp:extent cx="5943600" cy="4617232"/>
+            <wp:docPr id="4" name="Picture 4"/>
+            <wp:cNvGraphicFramePr>
+              <a:graphicFrameLocks noChangeAspect="1"/>
+            </wp:cNvGraphicFramePr>
+            <a:graphic>
+              <a:graphicData uri="http://schemas.openxmlformats.org/drawingml/2006/picture">
+                <pic:pic>
+                  <pic:nvPicPr>
+                    <pic:cNvPr id="0" name="network_variant_001.png"/>
+                    <pic:cNvPicPr/>
+                  </pic:nvPicPr>
+                  <pic:blipFill>
+                    <a:blip r:embed="rId12"/>
+                    <a:stretch>
+                      <a:fillRect/>
+                    </a:stretch>
+                  </pic:blipFill>
+                  <pic:spPr>
+                    <a:xfrm>
+                      <a:off x="0" y="0"/>
+                      <a:ext cx="5943600" cy="4617232"/>
+                    </a:xfrm>
+                    <a:prstGeom prst="rect"/>
+                  </pic:spPr>
+                </pic:pic>
+              </a:graphicData>
+            </a:graphic>
+          </wp:inline>
+        </w:drawing>
+      </w:r>
+    </w:p>
     <w:p>
       <w:pPr>
         <w:pStyle w:val="Heading2"/>
@@ -1989,7 +2092,7 @@
         <w:drawing>
           <wp:inline xmlns:a="http://schemas.openxmlformats.org/drawingml/2006/main" xmlns:pic="http://schemas.openxmlformats.org/drawingml/2006/picture">
             <wp:extent cx="5486400" cy="3610547"/>
-            <wp:docPr id="3" name="Picture 3"/>
+            <wp:docPr id="5" name="Picture 5"/>
             <wp:cNvGraphicFramePr>
               <a:graphicFrameLocks noChangeAspect="1"/>
             </wp:cNvGraphicFramePr>
@@ -2001,7 +2104,7 @@
                     <pic:cNvPicPr/>
                   </pic:nvPicPr>
                   <pic:blipFill>
-                    <a:blip r:embed="rId11"/>
+                    <a:blip r:embed="rId13"/>
                     <a:stretch>
                       <a:fillRect/>
                     </a:stretch>
@@ -2113,7 +2216,7 @@
           </w:tcPr>
           <w:p>
             <w:r>
-              <w:t>80.440</w:t>
+              <w:t>104.140</w:t>
             </w:r>
           </w:p>
         </w:tc>
@@ -2123,7 +2226,7 @@
           </w:tcPr>
           <w:p>
             <w:r>
-              <w:t>80.440</w:t>
+              <w:t>104.140</w:t>
             </w:r>
           </w:p>
         </w:tc>
@@ -2145,7 +2248,7 @@
           </w:tcPr>
           <w:p>
             <w:r>
-              <w:t>70.000</w:t>
+              <w:t>102.000</w:t>
             </w:r>
           </w:p>
         </w:tc>
@@ -2155,7 +2258,7 @@
           </w:tcPr>
           <w:p>
             <w:r>
-              <w:t>70.000</w:t>
+              <w:t>102.000</w:t>
             </w:r>
           </w:p>
         </w:tc>
@@ -2177,7 +2280,7 @@
           </w:tcPr>
           <w:p>
             <w:r>
-              <w:t>37.556</w:t>
+              <w:t>50.082</w:t>
             </w:r>
           </w:p>
         </w:tc>
@@ -2187,7 +2290,7 @@
           </w:tcPr>
           <w:p>
             <w:r>
-              <w:t>37.556</w:t>
+              <w:t>50.082</w:t>
             </w:r>
           </w:p>
         </w:tc>
@@ -2241,7 +2344,7 @@
           </w:tcPr>
           <w:p>
             <w:r>
-              <w:t>196.000</w:t>
+              <w:t>278.000</w:t>
             </w:r>
           </w:p>
         </w:tc>
@@ -2251,7 +2354,7 @@
           </w:tcPr>
           <w:p>
             <w:r>
-              <w:t>196.000</w:t>
+              <w:t>278.000</w:t>
             </w:r>
           </w:p>
         </w:tc>
@@ -2427,7 +2530,7 @@
           </w:tcPr>
           <w:p>
             <w:r>
-              <w:t>2.134 ± 1.481</w:t>
+              <w:t>2.002 ± 1.026</w:t>
             </w:r>
           </w:p>
         </w:tc>
@@ -2437,7 +2540,7 @@
           </w:tcPr>
           <w:p>
             <w:r>
-              <w:t>2.134 ± 1.481</w:t>
+              <w:t>2.002 ± 1.026</w:t>
             </w:r>
           </w:p>
         </w:tc>
@@ -2459,7 +2562,7 @@
           </w:tcPr>
           <w:p>
             <w:r>
-              <w:t>2.414 ± 1.774</w:t>
+              <w:t>1.932 ± 1.038</w:t>
             </w:r>
           </w:p>
         </w:tc>
@@ -2469,7 +2572,7 @@
           </w:tcPr>
           <w:p>
             <w:r>
-              <w:t>2.414 ± 1.774</w:t>
+              <w:t>1.932 ± 1.038</w:t>
             </w:r>
           </w:p>
         </w:tc>
@@ -2491,7 +2594,7 @@
           </w:tcPr>
           <w:p>
             <w:r>
-              <w:t>2.172 ± 1.383</w:t>
+              <w:t>2.199 ± 1.527</w:t>
             </w:r>
           </w:p>
         </w:tc>
@@ -2501,7 +2604,7 @@
           </w:tcPr>
           <w:p>
             <w:r>
-              <w:t>2.172 ± 1.383</w:t>
+              <w:t>2.199 ± 1.527</w:t>
             </w:r>
           </w:p>
         </w:tc>
@@ -2523,7 +2626,7 @@
           </w:tcPr>
           <w:p>
             <w:r>
-              <w:t>2.255 ± 1.510</w:t>
+              <w:t>2.136 ± 1.212</w:t>
             </w:r>
           </w:p>
         </w:tc>
@@ -2533,7 +2636,7 @@
           </w:tcPr>
           <w:p>
             <w:r>
-              <w:t>2.255 ± 1.510</w:t>
+              <w:t>2.136 ± 1.212</w:t>
             </w:r>
           </w:p>
         </w:tc>
@@ -2545,7 +2648,7 @@
         <w:drawing>
           <wp:inline xmlns:a="http://schemas.openxmlformats.org/drawingml/2006/main" xmlns:pic="http://schemas.openxmlformats.org/drawingml/2006/picture">
             <wp:extent cx="5486400" cy="1807167"/>
-            <wp:docPr id="4" name="Picture 4"/>
+            <wp:docPr id="6" name="Picture 6"/>
             <wp:cNvGraphicFramePr>
               <a:graphicFrameLocks noChangeAspect="1"/>
             </wp:cNvGraphicFramePr>
@@ -2557,7 +2660,7 @@
                     <pic:cNvPicPr/>
                   </pic:nvPicPr>
                   <pic:blipFill>
-                    <a:blip r:embed="rId12"/>
+                    <a:blip r:embed="rId14"/>
                     <a:stretch>
                       <a:fillRect/>
                     </a:stretch>
@@ -2601,7 +2704,7 @@
         <w:drawing>
           <wp:inline xmlns:a="http://schemas.openxmlformats.org/drawingml/2006/main" xmlns:pic="http://schemas.openxmlformats.org/drawingml/2006/picture">
             <wp:extent cx="5486400" cy="3610547"/>
-            <wp:docPr id="5" name="Picture 5"/>
+            <wp:docPr id="7" name="Picture 7"/>
             <wp:cNvGraphicFramePr>
               <a:graphicFrameLocks noChangeAspect="1"/>
             </wp:cNvGraphicFramePr>
@@ -2613,7 +2716,7 @@
                     <pic:cNvPicPr/>
                   </pic:nvPicPr>
                   <pic:blipFill>
-                    <a:blip r:embed="rId13"/>
+                    <a:blip r:embed="rId15"/>
                     <a:stretch>
                       <a:fillRect/>
                     </a:stretch>
@@ -2730,7 +2833,7 @@
           </w:tcPr>
           <w:p>
             <w:r>
-              <w:t>0.267</w:t>
+              <w:t>0.244</w:t>
             </w:r>
           </w:p>
         </w:tc>
@@ -2740,7 +2843,7 @@
           </w:tcPr>
           <w:p>
             <w:r>
-              <w:t>0.267</w:t>
+              <w:t>0.244</w:t>
             </w:r>
           </w:p>
         </w:tc>
@@ -2762,7 +2865,7 @@
           </w:tcPr>
           <w:p>
             <w:r>
-              <w:t>0.286</w:t>
+              <w:t>0.238</w:t>
             </w:r>
           </w:p>
         </w:tc>
@@ -2772,7 +2875,7 @@
           </w:tcPr>
           <w:p>
             <w:r>
-              <w:t>0.286</w:t>
+              <w:t>0.238</w:t>
             </w:r>
           </w:p>
         </w:tc>
@@ -2794,7 +2897,7 @@
           </w:tcPr>
           <w:p>
             <w:r>
-              <w:t>0.117</w:t>
+              <w:t>0.103</w:t>
             </w:r>
           </w:p>
         </w:tc>
@@ -2804,7 +2907,7 @@
           </w:tcPr>
           <w:p>
             <w:r>
-              <w:t>0.117</w:t>
+              <w:t>0.103</w:t>
             </w:r>
           </w:p>
         </w:tc>
@@ -2992,7 +3095,7 @@
         <w:drawing>
           <wp:inline xmlns:a="http://schemas.openxmlformats.org/drawingml/2006/main" xmlns:pic="http://schemas.openxmlformats.org/drawingml/2006/picture">
             <wp:extent cx="5486400" cy="3610547"/>
-            <wp:docPr id="6" name="Picture 6"/>
+            <wp:docPr id="8" name="Picture 8"/>
             <wp:cNvGraphicFramePr>
               <a:graphicFrameLocks noChangeAspect="1"/>
             </wp:cNvGraphicFramePr>
@@ -3004,7 +3107,7 @@
                     <pic:cNvPicPr/>
                   </pic:nvPicPr>
                   <pic:blipFill>
-                    <a:blip r:embed="rId14"/>
+                    <a:blip r:embed="rId16"/>
                     <a:stretch>
                       <a:fillRect/>
                     </a:stretch>
@@ -3116,7 +3219,7 @@
           </w:tcPr>
           <w:p>
             <w:r>
-              <w:t>63.460</w:t>
+              <w:t>77.380</w:t>
             </w:r>
           </w:p>
         </w:tc>
@@ -3126,7 +3229,7 @@
           </w:tcPr>
           <w:p>
             <w:r>
-              <w:t>63.460</w:t>
+              <w:t>77.380</w:t>
             </w:r>
           </w:p>
         </w:tc>
@@ -3148,7 +3251,7 @@
           </w:tcPr>
           <w:p>
             <w:r>
-              <w:t>55.000</w:t>
+              <w:t>74.500</w:t>
             </w:r>
           </w:p>
         </w:tc>
@@ -3158,7 +3261,7 @@
           </w:tcPr>
           <w:p>
             <w:r>
-              <w:t>55.000</w:t>
+              <w:t>74.500</w:t>
             </w:r>
           </w:p>
         </w:tc>
@@ -3180,7 +3283,7 @@
           </w:tcPr>
           <w:p>
             <w:r>
-              <w:t>30.666</w:t>
+              <w:t>35.804</w:t>
             </w:r>
           </w:p>
         </w:tc>
@@ -3190,7 +3293,7 @@
           </w:tcPr>
           <w:p>
             <w:r>
-              <w:t>30.666</w:t>
+              <w:t>35.804</w:t>
             </w:r>
           </w:p>
         </w:tc>
@@ -3244,7 +3347,7 @@
           </w:tcPr>
           <w:p>
             <w:r>
-              <w:t>160.000</w:t>
+              <w:t>192.000</w:t>
             </w:r>
           </w:p>
         </w:tc>
@@ -3254,7 +3357,7 @@
           </w:tcPr>
           <w:p>
             <w:r>
-              <w:t>160.000</w:t>
+              <w:t>192.000</w:t>
             </w:r>
           </w:p>
         </w:tc>
@@ -3365,7 +3468,7 @@
         <w:drawing>
           <wp:inline xmlns:a="http://schemas.openxmlformats.org/drawingml/2006/main" xmlns:pic="http://schemas.openxmlformats.org/drawingml/2006/picture">
             <wp:extent cx="5486400" cy="3610547"/>
-            <wp:docPr id="7" name="Picture 7"/>
+            <wp:docPr id="9" name="Picture 9"/>
             <wp:cNvGraphicFramePr>
               <a:graphicFrameLocks noChangeAspect="1"/>
             </wp:cNvGraphicFramePr>
@@ -3377,7 +3480,7 @@
                     <pic:cNvPicPr/>
                   </pic:nvPicPr>
                   <pic:blipFill>
-                    <a:blip r:embed="rId15"/>
+                    <a:blip r:embed="rId17"/>
                     <a:stretch>
                       <a:fillRect/>
                     </a:stretch>
@@ -3489,7 +3592,7 @@
           </w:tcPr>
           <w:p>
             <w:r>
-              <w:t>0.786</w:t>
+              <w:t>0.751</w:t>
             </w:r>
           </w:p>
         </w:tc>
@@ -3499,7 +3602,7 @@
           </w:tcPr>
           <w:p>
             <w:r>
-              <w:t>0.786</w:t>
+              <w:t>0.751</w:t>
             </w:r>
           </w:p>
         </w:tc>
@@ -3521,7 +3624,7 @@
           </w:tcPr>
           <w:p>
             <w:r>
-              <w:t>0.786</w:t>
+              <w:t>0.758</w:t>
             </w:r>
           </w:p>
         </w:tc>
@@ -3531,7 +3634,7 @@
           </w:tcPr>
           <w:p>
             <w:r>
-              <w:t>0.786</w:t>
+              <w:t>0.758</w:t>
             </w:r>
           </w:p>
         </w:tc>
@@ -3553,7 +3656,7 @@
           </w:tcPr>
           <w:p>
             <w:r>
-              <w:t>0.033</w:t>
+              <w:t>0.041</w:t>
             </w:r>
           </w:p>
         </w:tc>
@@ -3563,7 +3666,7 @@
           </w:tcPr>
           <w:p>
             <w:r>
-              <w:t>0.033</w:t>
+              <w:t>0.041</w:t>
             </w:r>
           </w:p>
         </w:tc>
@@ -3585,7 +3688,7 @@
           </w:tcPr>
           <w:p>
             <w:r>
-              <w:t>0.692</w:t>
+              <w:t>0.649</w:t>
             </w:r>
           </w:p>
         </w:tc>
@@ -3595,7 +3698,7 @@
           </w:tcPr>
           <w:p>
             <w:r>
-              <w:t>0.692</w:t>
+              <w:t>0.649</w:t>
             </w:r>
           </w:p>
         </w:tc>
@@ -3617,7 +3720,7 @@
           </w:tcPr>
           <w:p>
             <w:r>
-              <w:t>0.882</w:t>
+              <w:t>0.878</w:t>
             </w:r>
           </w:p>
         </w:tc>
@@ -3627,7 +3730,7 @@
           </w:tcPr>
           <w:p>
             <w:r>
-              <w:t>0.882</w:t>
+              <w:t>0.878</w:t>
             </w:r>
           </w:p>
         </w:tc>
@@ -3751,7 +3854,7 @@
         <w:drawing>
           <wp:inline xmlns:a="http://schemas.openxmlformats.org/drawingml/2006/main" xmlns:pic="http://schemas.openxmlformats.org/drawingml/2006/picture">
             <wp:extent cx="5486400" cy="3610547"/>
-            <wp:docPr id="8" name="Picture 8"/>
+            <wp:docPr id="10" name="Picture 10"/>
             <wp:cNvGraphicFramePr>
               <a:graphicFrameLocks noChangeAspect="1"/>
             </wp:cNvGraphicFramePr>
@@ -3763,7 +3866,7 @@
                     <pic:cNvPicPr/>
                   </pic:nvPicPr>
                   <pic:blipFill>
-                    <a:blip r:embed="rId16"/>
+                    <a:blip r:embed="rId18"/>
                     <a:stretch>
                       <a:fillRect/>
                     </a:stretch>
@@ -3875,7 +3978,7 @@
           </w:tcPr>
           <w:p>
             <w:r>
-              <w:t>15.980</w:t>
+              <w:t>25.760</w:t>
             </w:r>
           </w:p>
         </w:tc>
@@ -3885,7 +3988,7 @@
           </w:tcPr>
           <w:p>
             <w:r>
-              <w:t>15.980</w:t>
+              <w:t>25.760</w:t>
             </w:r>
           </w:p>
         </w:tc>
@@ -3907,7 +4010,7 @@
           </w:tcPr>
           <w:p>
             <w:r>
-              <w:t>15.000</w:t>
+              <w:t>25.000</w:t>
             </w:r>
           </w:p>
         </w:tc>
@@ -3917,7 +4020,7 @@
           </w:tcPr>
           <w:p>
             <w:r>
-              <w:t>15.000</w:t>
+              <w:t>25.000</w:t>
             </w:r>
           </w:p>
         </w:tc>
@@ -3939,7 +4042,7 @@
           </w:tcPr>
           <w:p>
             <w:r>
-              <w:t>7.314</w:t>
+              <w:t>15.057</w:t>
             </w:r>
           </w:p>
         </w:tc>
@@ -3949,7 +4052,7 @@
           </w:tcPr>
           <w:p>
             <w:r>
-              <w:t>7.314</w:t>
+              <w:t>15.057</w:t>
             </w:r>
           </w:p>
         </w:tc>
@@ -4003,7 +4106,7 @@
           </w:tcPr>
           <w:p>
             <w:r>
-              <w:t>35.000</w:t>
+              <w:t>85.000</w:t>
             </w:r>
           </w:p>
         </w:tc>
@@ -4013,7 +4116,7 @@
           </w:tcPr>
           <w:p>
             <w:r>
-              <w:t>35.000</w:t>
+              <w:t>85.000</w:t>
             </w:r>
           </w:p>
         </w:tc>
@@ -4124,7 +4227,7 @@
         <w:drawing>
           <wp:inline xmlns:a="http://schemas.openxmlformats.org/drawingml/2006/main" xmlns:pic="http://schemas.openxmlformats.org/drawingml/2006/picture">
             <wp:extent cx="5486400" cy="3610547"/>
-            <wp:docPr id="9" name="Picture 9"/>
+            <wp:docPr id="11" name="Picture 11"/>
             <wp:cNvGraphicFramePr>
               <a:graphicFrameLocks noChangeAspect="1"/>
             </wp:cNvGraphicFramePr>
@@ -4136,7 +4239,7 @@
                     <pic:cNvPicPr/>
                   </pic:nvPicPr>
                   <pic:blipFill>
-                    <a:blip r:embed="rId17"/>
+                    <a:blip r:embed="rId19"/>
                     <a:stretch>
                       <a:fillRect/>
                     </a:stretch>
@@ -4248,7 +4351,7 @@
           </w:tcPr>
           <w:p>
             <w:r>
-              <w:t>0.199</w:t>
+              <w:t>0.237</w:t>
             </w:r>
           </w:p>
         </w:tc>
@@ -4258,7 +4361,7 @@
           </w:tcPr>
           <w:p>
             <w:r>
-              <w:t>0.199</w:t>
+              <w:t>0.237</w:t>
             </w:r>
           </w:p>
         </w:tc>
@@ -4280,7 +4383,7 @@
           </w:tcPr>
           <w:p>
             <w:r>
-              <w:t>0.198</w:t>
+              <w:t>0.233</w:t>
             </w:r>
           </w:p>
         </w:tc>
@@ -4290,7 +4393,7 @@
           </w:tcPr>
           <w:p>
             <w:r>
-              <w:t>0.198</w:t>
+              <w:t>0.233</w:t>
             </w:r>
           </w:p>
         </w:tc>
@@ -4312,7 +4415,7 @@
           </w:tcPr>
           <w:p>
             <w:r>
-              <w:t>0.033</w:t>
+              <w:t>0.044</w:t>
             </w:r>
           </w:p>
         </w:tc>
@@ -4322,7 +4425,7 @@
           </w:tcPr>
           <w:p>
             <w:r>
-              <w:t>0.033</w:t>
+              <w:t>0.044</w:t>
             </w:r>
           </w:p>
         </w:tc>
@@ -4376,7 +4479,7 @@
           </w:tcPr>
           <w:p>
             <w:r>
-              <w:t>0.282</w:t>
+              <w:t>0.344</w:t>
             </w:r>
           </w:p>
         </w:tc>
@@ -4386,7 +4489,7 @@
           </w:tcPr>
           <w:p>
             <w:r>
-              <w:t>0.282</w:t>
+              <w:t>0.344</w:t>
             </w:r>
           </w:p>
         </w:tc>
@@ -4482,55 +4585,6 @@
       <w:pPr/>
       <w:r>
         <w:t>TBD - Interpretation of food per tick differences.</w:t>
-      </w:r>
-    </w:p>
-    <w:p>
-      <w:pPr>
-        <w:pStyle w:val="Heading3"/>
-      </w:pPr>
-      <w:r>
-        <w:t>4. Test Network Visualization</w:t>
-      </w:r>
-    </w:p>
-    <w:p>
-      <w:r>
-        <w:t>Network visualization for variant: variant_01</w:t>
-      </w:r>
-    </w:p>
-    <w:p>
-      <w:r>
-        <w:drawing>
-          <wp:inline xmlns:a="http://schemas.openxmlformats.org/drawingml/2006/main" xmlns:pic="http://schemas.openxmlformats.org/drawingml/2006/picture">
-            <wp:extent cx="5943600" cy="3134320"/>
-            <wp:docPr id="10" name="Picture 10"/>
-            <wp:cNvGraphicFramePr>
-              <a:graphicFrameLocks noChangeAspect="1"/>
-            </wp:cNvGraphicFramePr>
-            <a:graphic>
-              <a:graphicData uri="http://schemas.openxmlformats.org/drawingml/2006/picture">
-                <pic:pic>
-                  <pic:nvPicPr>
-                    <pic:cNvPr id="0" name="network_visualization_analysis.png"/>
-                    <pic:cNvPicPr/>
-                  </pic:nvPicPr>
-                  <pic:blipFill>
-                    <a:blip r:embed="rId18"/>
-                    <a:stretch>
-                      <a:fillRect/>
-                    </a:stretch>
-                  </pic:blipFill>
-                  <pic:spPr>
-                    <a:xfrm>
-                      <a:off x="0" y="0"/>
-                      <a:ext cx="5943600" cy="3134320"/>
-                    </a:xfrm>
-                    <a:prstGeom prst="rect"/>
-                  </pic:spPr>
-                </pic:pic>
-              </a:graphicData>
-            </a:graphic>
-          </wp:inline>
-        </w:drawing>
       </w:r>
     </w:p>
     <w:sectPr>
